--- a/tkrenek_ita4.docx
+++ b/tkrenek_ita4.docx
@@ -1463,7 +1463,7 @@
         <w:rPr>
           <w:noProof/>
         </w:rPr>
-        <w:t>28. března 2026</w:t>
+        <w:t>29. března 2026</w:t>
       </w:r>
       <w:r>
         <w:fldChar w:fldCharType="end"/>
@@ -1528,7 +1528,7 @@
         <w:rPr>
           <w:noProof/>
         </w:rPr>
-        <w:t>28. března 2026</w:t>
+        <w:t>29. března 2026</w:t>
       </w:r>
       <w:r>
         <w:fldChar w:fldCharType="end"/>
@@ -1624,7 +1624,7 @@
           <w:r>
             <w:fldChar w:fldCharType="separate"/>
           </w:r>
-          <w:hyperlink w:anchor="_Toc225637807" w:history="1">
+          <w:hyperlink w:anchor="_Toc225683202" w:history="1">
             <w:r>
               <w:rPr>
                 <w:rStyle w:val="Hypertextovodkaz"/>
@@ -1652,7 +1652,7 @@
                 <w:noProof/>
                 <w:webHidden/>
               </w:rPr>
-              <w:instrText xml:space="preserve"> PAGEREF _Toc225637807 \h </w:instrText>
+              <w:instrText xml:space="preserve"> PAGEREF _Toc225683202 \h </w:instrText>
             </w:r>
             <w:r>
               <w:rPr>
@@ -1701,7 +1701,7 @@
               <w14:ligatures w14:val="standardContextual"/>
             </w:rPr>
           </w:pPr>
-          <w:hyperlink w:anchor="_Toc225637808" w:history="1">
+          <w:hyperlink w:anchor="_Toc225683203" w:history="1">
             <w:r>
               <w:rPr>
                 <w:rStyle w:val="Hypertextovodkaz"/>
@@ -1750,7 +1750,7 @@
                 <w:noProof/>
                 <w:webHidden/>
               </w:rPr>
-              <w:instrText xml:space="preserve"> PAGEREF _Toc225637808 \h </w:instrText>
+              <w:instrText xml:space="preserve"> PAGEREF _Toc225683203 \h </w:instrText>
             </w:r>
             <w:r>
               <w:rPr>
@@ -1799,7 +1799,7 @@
               <w14:ligatures w14:val="standardContextual"/>
             </w:rPr>
           </w:pPr>
-          <w:hyperlink w:anchor="_Toc225637809" w:history="1">
+          <w:hyperlink w:anchor="_Toc225683204" w:history="1">
             <w:r>
               <w:rPr>
                 <w:rStyle w:val="Hypertextovodkaz"/>
@@ -1848,7 +1848,7 @@
                 <w:noProof/>
                 <w:webHidden/>
               </w:rPr>
-              <w:instrText xml:space="preserve"> PAGEREF _Toc225637809 \h </w:instrText>
+              <w:instrText xml:space="preserve"> PAGEREF _Toc225683204 \h </w:instrText>
             </w:r>
             <w:r>
               <w:rPr>
@@ -1895,7 +1895,7 @@
               <w14:ligatures w14:val="standardContextual"/>
             </w:rPr>
           </w:pPr>
-          <w:hyperlink w:anchor="_Toc225637810" w:history="1">
+          <w:hyperlink w:anchor="_Toc225683205" w:history="1">
             <w:r>
               <w:rPr>
                 <w:rStyle w:val="Hypertextovodkaz"/>
@@ -1942,7 +1942,7 @@
                 <w:noProof/>
                 <w:webHidden/>
               </w:rPr>
-              <w:instrText xml:space="preserve"> PAGEREF _Toc225637810 \h </w:instrText>
+              <w:instrText xml:space="preserve"> PAGEREF _Toc225683205 \h </w:instrText>
             </w:r>
             <w:r>
               <w:rPr>
@@ -1989,7 +1989,7 @@
               <w14:ligatures w14:val="standardContextual"/>
             </w:rPr>
           </w:pPr>
-          <w:hyperlink w:anchor="_Toc225637811" w:history="1">
+          <w:hyperlink w:anchor="_Toc225683206" w:history="1">
             <w:r>
               <w:rPr>
                 <w:rStyle w:val="Hypertextovodkaz"/>
@@ -2036,7 +2036,7 @@
                 <w:noProof/>
                 <w:webHidden/>
               </w:rPr>
-              <w:instrText xml:space="preserve"> PAGEREF _Toc225637811 \h </w:instrText>
+              <w:instrText xml:space="preserve"> PAGEREF _Toc225683206 \h </w:instrText>
             </w:r>
             <w:r>
               <w:rPr>
@@ -2085,7 +2085,7 @@
               <w14:ligatures w14:val="standardContextual"/>
             </w:rPr>
           </w:pPr>
-          <w:hyperlink w:anchor="_Toc225637812" w:history="1">
+          <w:hyperlink w:anchor="_Toc225683207" w:history="1">
             <w:r>
               <w:rPr>
                 <w:rStyle w:val="Hypertextovodkaz"/>
@@ -2134,7 +2134,7 @@
                 <w:noProof/>
                 <w:webHidden/>
               </w:rPr>
-              <w:instrText xml:space="preserve"> PAGEREF _Toc225637812 \h </w:instrText>
+              <w:instrText xml:space="preserve"> PAGEREF _Toc225683207 \h </w:instrText>
             </w:r>
             <w:r>
               <w:rPr>
@@ -2181,7 +2181,7 @@
               <w14:ligatures w14:val="standardContextual"/>
             </w:rPr>
           </w:pPr>
-          <w:hyperlink w:anchor="_Toc225637813" w:history="1">
+          <w:hyperlink w:anchor="_Toc225683208" w:history="1">
             <w:r>
               <w:rPr>
                 <w:rStyle w:val="Hypertextovodkaz"/>
@@ -2228,7 +2228,7 @@
                 <w:noProof/>
                 <w:webHidden/>
               </w:rPr>
-              <w:instrText xml:space="preserve"> PAGEREF _Toc225637813 \h </w:instrText>
+              <w:instrText xml:space="preserve"> PAGEREF _Toc225683208 \h </w:instrText>
             </w:r>
             <w:r>
               <w:rPr>
@@ -2275,7 +2275,7 @@
               <w14:ligatures w14:val="standardContextual"/>
             </w:rPr>
           </w:pPr>
-          <w:hyperlink w:anchor="_Toc225637814" w:history="1">
+          <w:hyperlink w:anchor="_Toc225683209" w:history="1">
             <w:r>
               <w:rPr>
                 <w:rStyle w:val="Hypertextovodkaz"/>
@@ -2322,7 +2322,7 @@
                 <w:noProof/>
                 <w:webHidden/>
               </w:rPr>
-              <w:instrText xml:space="preserve"> PAGEREF _Toc225637814 \h </w:instrText>
+              <w:instrText xml:space="preserve"> PAGEREF _Toc225683209 \h </w:instrText>
             </w:r>
             <w:r>
               <w:rPr>
@@ -2371,7 +2371,7 @@
               <w14:ligatures w14:val="standardContextual"/>
             </w:rPr>
           </w:pPr>
-          <w:hyperlink w:anchor="_Toc225637815" w:history="1">
+          <w:hyperlink w:anchor="_Toc225683210" w:history="1">
             <w:r>
               <w:rPr>
                 <w:rStyle w:val="Hypertextovodkaz"/>
@@ -2420,7 +2420,7 @@
                 <w:noProof/>
                 <w:webHidden/>
               </w:rPr>
-              <w:instrText xml:space="preserve"> PAGEREF _Toc225637815 \h </w:instrText>
+              <w:instrText xml:space="preserve"> PAGEREF _Toc225683210 \h </w:instrText>
             </w:r>
             <w:r>
               <w:rPr>
@@ -2467,7 +2467,7 @@
               <w14:ligatures w14:val="standardContextual"/>
             </w:rPr>
           </w:pPr>
-          <w:hyperlink w:anchor="_Toc225637816" w:history="1">
+          <w:hyperlink w:anchor="_Toc225683211" w:history="1">
             <w:r>
               <w:rPr>
                 <w:rStyle w:val="Hypertextovodkaz"/>
@@ -2514,7 +2514,7 @@
                 <w:noProof/>
                 <w:webHidden/>
               </w:rPr>
-              <w:instrText xml:space="preserve"> PAGEREF _Toc225637816 \h </w:instrText>
+              <w:instrText xml:space="preserve"> PAGEREF _Toc225683211 \h </w:instrText>
             </w:r>
             <w:r>
               <w:rPr>
@@ -2563,7 +2563,7 @@
               <w14:ligatures w14:val="standardContextual"/>
             </w:rPr>
           </w:pPr>
-          <w:hyperlink w:anchor="_Toc225637817" w:history="1">
+          <w:hyperlink w:anchor="_Toc225683212" w:history="1">
             <w:r>
               <w:rPr>
                 <w:rStyle w:val="Hypertextovodkaz"/>
@@ -2612,7 +2612,7 @@
                 <w:noProof/>
                 <w:webHidden/>
               </w:rPr>
-              <w:instrText xml:space="preserve"> PAGEREF _Toc225637817 \h </w:instrText>
+              <w:instrText xml:space="preserve"> PAGEREF _Toc225683212 \h </w:instrText>
             </w:r>
             <w:r>
               <w:rPr>
@@ -2661,7 +2661,7 @@
               <w14:ligatures w14:val="standardContextual"/>
             </w:rPr>
           </w:pPr>
-          <w:hyperlink w:anchor="_Toc225637818" w:history="1">
+          <w:hyperlink w:anchor="_Toc225683213" w:history="1">
             <w:r>
               <w:rPr>
                 <w:rStyle w:val="Hypertextovodkaz"/>
@@ -2710,7 +2710,7 @@
                 <w:noProof/>
                 <w:webHidden/>
               </w:rPr>
-              <w:instrText xml:space="preserve"> PAGEREF _Toc225637818 \h </w:instrText>
+              <w:instrText xml:space="preserve"> PAGEREF _Toc225683213 \h </w:instrText>
             </w:r>
             <w:r>
               <w:rPr>
@@ -2759,7 +2759,7 @@
               <w14:ligatures w14:val="standardContextual"/>
             </w:rPr>
           </w:pPr>
-          <w:hyperlink w:anchor="_Toc225637819" w:history="1">
+          <w:hyperlink w:anchor="_Toc225683214" w:history="1">
             <w:r>
               <w:rPr>
                 <w:rStyle w:val="Hypertextovodkaz"/>
@@ -2808,7 +2808,7 @@
                 <w:noProof/>
                 <w:webHidden/>
               </w:rPr>
-              <w:instrText xml:space="preserve"> PAGEREF _Toc225637819 \h </w:instrText>
+              <w:instrText xml:space="preserve"> PAGEREF _Toc225683214 \h </w:instrText>
             </w:r>
             <w:r>
               <w:rPr>
@@ -2857,7 +2857,7 @@
               <w14:ligatures w14:val="standardContextual"/>
             </w:rPr>
           </w:pPr>
-          <w:hyperlink w:anchor="_Toc225637820" w:history="1">
+          <w:hyperlink w:anchor="_Toc225683215" w:history="1">
             <w:r>
               <w:rPr>
                 <w:rStyle w:val="Hypertextovodkaz"/>
@@ -2906,7 +2906,7 @@
                 <w:noProof/>
                 <w:webHidden/>
               </w:rPr>
-              <w:instrText xml:space="preserve"> PAGEREF _Toc225637820 \h </w:instrText>
+              <w:instrText xml:space="preserve"> PAGEREF _Toc225683215 \h </w:instrText>
             </w:r>
             <w:r>
               <w:rPr>
@@ -2926,7 +2926,7 @@
                 <w:noProof/>
                 <w:webHidden/>
               </w:rPr>
-              <w:t>13</w:t>
+              <w:t>12</w:t>
             </w:r>
             <w:r>
               <w:rPr>
@@ -2955,7 +2955,7 @@
               <w14:ligatures w14:val="standardContextual"/>
             </w:rPr>
           </w:pPr>
-          <w:hyperlink w:anchor="_Toc225637821" w:history="1">
+          <w:hyperlink w:anchor="_Toc225683216" w:history="1">
             <w:r>
               <w:rPr>
                 <w:rStyle w:val="Hypertextovodkaz"/>
@@ -3004,7 +3004,7 @@
                 <w:noProof/>
                 <w:webHidden/>
               </w:rPr>
-              <w:instrText xml:space="preserve"> PAGEREF _Toc225637821 \h </w:instrText>
+              <w:instrText xml:space="preserve"> PAGEREF _Toc225683216 \h </w:instrText>
             </w:r>
             <w:r>
               <w:rPr>
@@ -3024,7 +3024,7 @@
                 <w:noProof/>
                 <w:webHidden/>
               </w:rPr>
-              <w:t>13</w:t>
+              <w:t>12</w:t>
             </w:r>
             <w:r>
               <w:rPr>
@@ -3051,7 +3051,7 @@
               <w14:ligatures w14:val="standardContextual"/>
             </w:rPr>
           </w:pPr>
-          <w:hyperlink w:anchor="_Toc225637822" w:history="1">
+          <w:hyperlink w:anchor="_Toc225683217" w:history="1">
             <w:r>
               <w:rPr>
                 <w:rStyle w:val="Hypertextovodkaz"/>
@@ -3098,7 +3098,7 @@
                 <w:noProof/>
                 <w:webHidden/>
               </w:rPr>
-              <w:instrText xml:space="preserve"> PAGEREF _Toc225637822 \h </w:instrText>
+              <w:instrText xml:space="preserve"> PAGEREF _Toc225683217 \h </w:instrText>
             </w:r>
             <w:r>
               <w:rPr>
@@ -3118,7 +3118,7 @@
                 <w:noProof/>
                 <w:webHidden/>
               </w:rPr>
-              <w:t>13</w:t>
+              <w:t>12</w:t>
             </w:r>
             <w:r>
               <w:rPr>
@@ -3147,7 +3147,7 @@
               <w14:ligatures w14:val="standardContextual"/>
             </w:rPr>
           </w:pPr>
-          <w:hyperlink w:anchor="_Toc225637823" w:history="1">
+          <w:hyperlink w:anchor="_Toc225683218" w:history="1">
             <w:r>
               <w:rPr>
                 <w:rStyle w:val="Hypertextovodkaz"/>
@@ -3196,7 +3196,7 @@
                 <w:noProof/>
                 <w:webHidden/>
               </w:rPr>
-              <w:instrText xml:space="preserve"> PAGEREF _Toc225637823 \h </w:instrText>
+              <w:instrText xml:space="preserve"> PAGEREF _Toc225683218 \h </w:instrText>
             </w:r>
             <w:r>
               <w:rPr>
@@ -3216,7 +3216,7 @@
                 <w:noProof/>
                 <w:webHidden/>
               </w:rPr>
-              <w:t>13</w:t>
+              <w:t>12</w:t>
             </w:r>
             <w:r>
               <w:rPr>
@@ -3243,7 +3243,7 @@
               <w14:ligatures w14:val="standardContextual"/>
             </w:rPr>
           </w:pPr>
-          <w:hyperlink w:anchor="_Toc225637824" w:history="1">
+          <w:hyperlink w:anchor="_Toc225683219" w:history="1">
             <w:r>
               <w:rPr>
                 <w:rStyle w:val="Hypertextovodkaz"/>
@@ -3290,7 +3290,7 @@
                 <w:noProof/>
                 <w:webHidden/>
               </w:rPr>
-              <w:instrText xml:space="preserve"> PAGEREF _Toc225637824 \h </w:instrText>
+              <w:instrText xml:space="preserve"> PAGEREF _Toc225683219 \h </w:instrText>
             </w:r>
             <w:r>
               <w:rPr>
@@ -3310,7 +3310,7 @@
                 <w:noProof/>
                 <w:webHidden/>
               </w:rPr>
-              <w:t>14</w:t>
+              <w:t>13</w:t>
             </w:r>
             <w:r>
               <w:rPr>
@@ -3337,7 +3337,7 @@
               <w14:ligatures w14:val="standardContextual"/>
             </w:rPr>
           </w:pPr>
-          <w:hyperlink w:anchor="_Toc225637825" w:history="1">
+          <w:hyperlink w:anchor="_Toc225683220" w:history="1">
             <w:r>
               <w:rPr>
                 <w:rStyle w:val="Hypertextovodkaz"/>
@@ -3384,7 +3384,7 @@
                 <w:noProof/>
                 <w:webHidden/>
               </w:rPr>
-              <w:instrText xml:space="preserve"> PAGEREF _Toc225637825 \h </w:instrText>
+              <w:instrText xml:space="preserve"> PAGEREF _Toc225683220 \h </w:instrText>
             </w:r>
             <w:r>
               <w:rPr>
@@ -3404,7 +3404,7 @@
                 <w:noProof/>
                 <w:webHidden/>
               </w:rPr>
-              <w:t>14</w:t>
+              <w:t>13</w:t>
             </w:r>
             <w:r>
               <w:rPr>
@@ -3431,7 +3431,7 @@
               <w14:ligatures w14:val="standardContextual"/>
             </w:rPr>
           </w:pPr>
-          <w:hyperlink w:anchor="_Toc225637826" w:history="1">
+          <w:hyperlink w:anchor="_Toc225683221" w:history="1">
             <w:r>
               <w:rPr>
                 <w:rStyle w:val="Hypertextovodkaz"/>
@@ -3478,7 +3478,7 @@
                 <w:noProof/>
                 <w:webHidden/>
               </w:rPr>
-              <w:instrText xml:space="preserve"> PAGEREF _Toc225637826 \h </w:instrText>
+              <w:instrText xml:space="preserve"> PAGEREF _Toc225683221 \h </w:instrText>
             </w:r>
             <w:r>
               <w:rPr>
@@ -3498,7 +3498,7 @@
                 <w:noProof/>
                 <w:webHidden/>
               </w:rPr>
-              <w:t>14</w:t>
+              <w:t>13</w:t>
             </w:r>
             <w:r>
               <w:rPr>
@@ -3527,7 +3527,7 @@
               <w14:ligatures w14:val="standardContextual"/>
             </w:rPr>
           </w:pPr>
-          <w:hyperlink w:anchor="_Toc225637827" w:history="1">
+          <w:hyperlink w:anchor="_Toc225683222" w:history="1">
             <w:r>
               <w:rPr>
                 <w:rStyle w:val="Hypertextovodkaz"/>
@@ -3576,7 +3576,7 @@
                 <w:noProof/>
                 <w:webHidden/>
               </w:rPr>
-              <w:instrText xml:space="preserve"> PAGEREF _Toc225637827 \h </w:instrText>
+              <w:instrText xml:space="preserve"> PAGEREF _Toc225683222 \h </w:instrText>
             </w:r>
             <w:r>
               <w:rPr>
@@ -3596,7 +3596,7 @@
                 <w:noProof/>
                 <w:webHidden/>
               </w:rPr>
-              <w:t>15</w:t>
+              <w:t>14</w:t>
             </w:r>
             <w:r>
               <w:rPr>
@@ -3623,7 +3623,7 @@
               <w14:ligatures w14:val="standardContextual"/>
             </w:rPr>
           </w:pPr>
-          <w:hyperlink w:anchor="_Toc225637828" w:history="1">
+          <w:hyperlink w:anchor="_Toc225683223" w:history="1">
             <w:r>
               <w:rPr>
                 <w:rStyle w:val="Hypertextovodkaz"/>
@@ -3670,7 +3670,7 @@
                 <w:noProof/>
                 <w:webHidden/>
               </w:rPr>
-              <w:instrText xml:space="preserve"> PAGEREF _Toc225637828 \h </w:instrText>
+              <w:instrText xml:space="preserve"> PAGEREF _Toc225683223 \h </w:instrText>
             </w:r>
             <w:r>
               <w:rPr>
@@ -3690,7 +3690,7 @@
                 <w:noProof/>
                 <w:webHidden/>
               </w:rPr>
-              <w:t>15</w:t>
+              <w:t>14</w:t>
             </w:r>
             <w:r>
               <w:rPr>
@@ -3717,7 +3717,7 @@
               <w14:ligatures w14:val="standardContextual"/>
             </w:rPr>
           </w:pPr>
-          <w:hyperlink w:anchor="_Toc225637829" w:history="1">
+          <w:hyperlink w:anchor="_Toc225683224" w:history="1">
             <w:r>
               <w:rPr>
                 <w:rStyle w:val="Hypertextovodkaz"/>
@@ -3764,7 +3764,7 @@
                 <w:noProof/>
                 <w:webHidden/>
               </w:rPr>
-              <w:instrText xml:space="preserve"> PAGEREF _Toc225637829 \h </w:instrText>
+              <w:instrText xml:space="preserve"> PAGEREF _Toc225683224 \h </w:instrText>
             </w:r>
             <w:r>
               <w:rPr>
@@ -3784,7 +3784,7 @@
                 <w:noProof/>
                 <w:webHidden/>
               </w:rPr>
-              <w:t>15</w:t>
+              <w:t>14</w:t>
             </w:r>
             <w:r>
               <w:rPr>
@@ -3813,7 +3813,7 @@
               <w14:ligatures w14:val="standardContextual"/>
             </w:rPr>
           </w:pPr>
-          <w:hyperlink w:anchor="_Toc225637830" w:history="1">
+          <w:hyperlink w:anchor="_Toc225683225" w:history="1">
             <w:r>
               <w:rPr>
                 <w:rStyle w:val="Hypertextovodkaz"/>
@@ -3862,7 +3862,7 @@
                 <w:noProof/>
                 <w:webHidden/>
               </w:rPr>
-              <w:instrText xml:space="preserve"> PAGEREF _Toc225637830 \h </w:instrText>
+              <w:instrText xml:space="preserve"> PAGEREF _Toc225683225 \h </w:instrText>
             </w:r>
             <w:r>
               <w:rPr>
@@ -3882,7 +3882,7 @@
                 <w:noProof/>
                 <w:webHidden/>
               </w:rPr>
-              <w:t>15</w:t>
+              <w:t>14</w:t>
             </w:r>
             <w:r>
               <w:rPr>
@@ -3911,7 +3911,7 @@
               <w14:ligatures w14:val="standardContextual"/>
             </w:rPr>
           </w:pPr>
-          <w:hyperlink w:anchor="_Toc225637831" w:history="1">
+          <w:hyperlink w:anchor="_Toc225683226" w:history="1">
             <w:r>
               <w:rPr>
                 <w:rStyle w:val="Hypertextovodkaz"/>
@@ -3960,7 +3960,7 @@
                 <w:noProof/>
                 <w:webHidden/>
               </w:rPr>
-              <w:instrText xml:space="preserve"> PAGEREF _Toc225637831 \h </w:instrText>
+              <w:instrText xml:space="preserve"> PAGEREF _Toc225683226 \h </w:instrText>
             </w:r>
             <w:r>
               <w:rPr>
@@ -3980,7 +3980,7 @@
                 <w:noProof/>
                 <w:webHidden/>
               </w:rPr>
-              <w:t>16</w:t>
+              <w:t>15</w:t>
             </w:r>
             <w:r>
               <w:rPr>
@@ -4009,7 +4009,7 @@
               <w14:ligatures w14:val="standardContextual"/>
             </w:rPr>
           </w:pPr>
-          <w:hyperlink w:anchor="_Toc225637832" w:history="1">
+          <w:hyperlink w:anchor="_Toc225683227" w:history="1">
             <w:r>
               <w:rPr>
                 <w:rStyle w:val="Hypertextovodkaz"/>
@@ -4058,7 +4058,7 @@
                 <w:noProof/>
                 <w:webHidden/>
               </w:rPr>
-              <w:instrText xml:space="preserve"> PAGEREF _Toc225637832 \h </w:instrText>
+              <w:instrText xml:space="preserve"> PAGEREF _Toc225683227 \h </w:instrText>
             </w:r>
             <w:r>
               <w:rPr>
@@ -4078,7 +4078,7 @@
                 <w:noProof/>
                 <w:webHidden/>
               </w:rPr>
-              <w:t>16</w:t>
+              <w:t>15</w:t>
             </w:r>
             <w:r>
               <w:rPr>
@@ -4107,7 +4107,7 @@
               <w14:ligatures w14:val="standardContextual"/>
             </w:rPr>
           </w:pPr>
-          <w:hyperlink w:anchor="_Toc225637833" w:history="1">
+          <w:hyperlink w:anchor="_Toc225683228" w:history="1">
             <w:r>
               <w:rPr>
                 <w:rStyle w:val="Hypertextovodkaz"/>
@@ -4156,7 +4156,7 @@
                 <w:noProof/>
                 <w:webHidden/>
               </w:rPr>
-              <w:instrText xml:space="preserve"> PAGEREF _Toc225637833 \h </w:instrText>
+              <w:instrText xml:space="preserve"> PAGEREF _Toc225683228 \h </w:instrText>
             </w:r>
             <w:r>
               <w:rPr>
@@ -4176,7 +4176,7 @@
                 <w:noProof/>
                 <w:webHidden/>
               </w:rPr>
-              <w:t>17</w:t>
+              <w:t>16</w:t>
             </w:r>
             <w:r>
               <w:rPr>
@@ -4205,7 +4205,7 @@
               <w14:ligatures w14:val="standardContextual"/>
             </w:rPr>
           </w:pPr>
-          <w:hyperlink w:anchor="_Toc225637834" w:history="1">
+          <w:hyperlink w:anchor="_Toc225683229" w:history="1">
             <w:r>
               <w:rPr>
                 <w:rStyle w:val="Hypertextovodkaz"/>
@@ -4254,7 +4254,7 @@
                 <w:noProof/>
                 <w:webHidden/>
               </w:rPr>
-              <w:instrText xml:space="preserve"> PAGEREF _Toc225637834 \h </w:instrText>
+              <w:instrText xml:space="preserve"> PAGEREF _Toc225683229 \h </w:instrText>
             </w:r>
             <w:r>
               <w:rPr>
@@ -4274,7 +4274,7 @@
                 <w:noProof/>
                 <w:webHidden/>
               </w:rPr>
-              <w:t>17</w:t>
+              <w:t>16</w:t>
             </w:r>
             <w:r>
               <w:rPr>
@@ -4303,7 +4303,7 @@
               <w14:ligatures w14:val="standardContextual"/>
             </w:rPr>
           </w:pPr>
-          <w:hyperlink w:anchor="_Toc225637835" w:history="1">
+          <w:hyperlink w:anchor="_Toc225683230" w:history="1">
             <w:r>
               <w:rPr>
                 <w:rStyle w:val="Hypertextovodkaz"/>
@@ -4352,7 +4352,7 @@
                 <w:noProof/>
                 <w:webHidden/>
               </w:rPr>
-              <w:instrText xml:space="preserve"> PAGEREF _Toc225637835 \h </w:instrText>
+              <w:instrText xml:space="preserve"> PAGEREF _Toc225683230 \h </w:instrText>
             </w:r>
             <w:r>
               <w:rPr>
@@ -4372,7 +4372,7 @@
                 <w:noProof/>
                 <w:webHidden/>
               </w:rPr>
-              <w:t>18</w:t>
+              <w:t>17</w:t>
             </w:r>
             <w:r>
               <w:rPr>
@@ -4401,7 +4401,7 @@
               <w14:ligatures w14:val="standardContextual"/>
             </w:rPr>
           </w:pPr>
-          <w:hyperlink w:anchor="_Toc225637836" w:history="1">
+          <w:hyperlink w:anchor="_Toc225683231" w:history="1">
             <w:r>
               <w:rPr>
                 <w:rStyle w:val="Hypertextovodkaz"/>
@@ -4450,7 +4450,7 @@
                 <w:noProof/>
                 <w:webHidden/>
               </w:rPr>
-              <w:instrText xml:space="preserve"> PAGEREF _Toc225637836 \h </w:instrText>
+              <w:instrText xml:space="preserve"> PAGEREF _Toc225683231 \h </w:instrText>
             </w:r>
             <w:r>
               <w:rPr>
@@ -4470,7 +4470,7 @@
                 <w:noProof/>
                 <w:webHidden/>
               </w:rPr>
-              <w:t>18</w:t>
+              <w:t>17</w:t>
             </w:r>
             <w:r>
               <w:rPr>
@@ -4499,7 +4499,7 @@
               <w14:ligatures w14:val="standardContextual"/>
             </w:rPr>
           </w:pPr>
-          <w:hyperlink w:anchor="_Toc225637837" w:history="1">
+          <w:hyperlink w:anchor="_Toc225683232" w:history="1">
             <w:r>
               <w:rPr>
                 <w:rStyle w:val="Hypertextovodkaz"/>
@@ -4548,7 +4548,7 @@
                 <w:noProof/>
                 <w:webHidden/>
               </w:rPr>
-              <w:instrText xml:space="preserve"> PAGEREF _Toc225637837 \h </w:instrText>
+              <w:instrText xml:space="preserve"> PAGEREF _Toc225683232 \h </w:instrText>
             </w:r>
             <w:r>
               <w:rPr>
@@ -4568,7 +4568,7 @@
                 <w:noProof/>
                 <w:webHidden/>
               </w:rPr>
-              <w:t>19</w:t>
+              <w:t>18</w:t>
             </w:r>
             <w:r>
               <w:rPr>
@@ -4597,7 +4597,7 @@
               <w14:ligatures w14:val="standardContextual"/>
             </w:rPr>
           </w:pPr>
-          <w:hyperlink w:anchor="_Toc225637838" w:history="1">
+          <w:hyperlink w:anchor="_Toc225683233" w:history="1">
             <w:r>
               <w:rPr>
                 <w:rStyle w:val="Hypertextovodkaz"/>
@@ -4646,7 +4646,7 @@
                 <w:noProof/>
                 <w:webHidden/>
               </w:rPr>
-              <w:instrText xml:space="preserve"> PAGEREF _Toc225637838 \h </w:instrText>
+              <w:instrText xml:space="preserve"> PAGEREF _Toc225683233 \h </w:instrText>
             </w:r>
             <w:r>
               <w:rPr>
@@ -4666,7 +4666,7 @@
                 <w:noProof/>
                 <w:webHidden/>
               </w:rPr>
-              <w:t>20</w:t>
+              <w:t>19</w:t>
             </w:r>
             <w:r>
               <w:rPr>
@@ -4695,7 +4695,7 @@
               <w14:ligatures w14:val="standardContextual"/>
             </w:rPr>
           </w:pPr>
-          <w:hyperlink w:anchor="_Toc225637839" w:history="1">
+          <w:hyperlink w:anchor="_Toc225683234" w:history="1">
             <w:r>
               <w:rPr>
                 <w:rStyle w:val="Hypertextovodkaz"/>
@@ -4744,7 +4744,7 @@
                 <w:noProof/>
                 <w:webHidden/>
               </w:rPr>
-              <w:instrText xml:space="preserve"> PAGEREF _Toc225637839 \h </w:instrText>
+              <w:instrText xml:space="preserve"> PAGEREF _Toc225683234 \h </w:instrText>
             </w:r>
             <w:r>
               <w:rPr>
@@ -4764,7 +4764,7 @@
                 <w:noProof/>
                 <w:webHidden/>
               </w:rPr>
-              <w:t>20</w:t>
+              <w:t>19</w:t>
             </w:r>
             <w:r>
               <w:rPr>
@@ -4793,7 +4793,7 @@
               <w14:ligatures w14:val="standardContextual"/>
             </w:rPr>
           </w:pPr>
-          <w:hyperlink w:anchor="_Toc225637840" w:history="1">
+          <w:hyperlink w:anchor="_Toc225683235" w:history="1">
             <w:r>
               <w:rPr>
                 <w:rStyle w:val="Hypertextovodkaz"/>
@@ -4842,7 +4842,7 @@
                 <w:noProof/>
                 <w:webHidden/>
               </w:rPr>
-              <w:instrText xml:space="preserve"> PAGEREF _Toc225637840 \h </w:instrText>
+              <w:instrText xml:space="preserve"> PAGEREF _Toc225683235 \h </w:instrText>
             </w:r>
             <w:r>
               <w:rPr>
@@ -4862,7 +4862,7 @@
                 <w:noProof/>
                 <w:webHidden/>
               </w:rPr>
-              <w:t>21</w:t>
+              <w:t>20</w:t>
             </w:r>
             <w:r>
               <w:rPr>
@@ -4891,7 +4891,7 @@
               <w14:ligatures w14:val="standardContextual"/>
             </w:rPr>
           </w:pPr>
-          <w:hyperlink w:anchor="_Toc225637841" w:history="1">
+          <w:hyperlink w:anchor="_Toc225683236" w:history="1">
             <w:r>
               <w:rPr>
                 <w:rStyle w:val="Hypertextovodkaz"/>
@@ -4940,7 +4940,7 @@
                 <w:noProof/>
                 <w:webHidden/>
               </w:rPr>
-              <w:instrText xml:space="preserve"> PAGEREF _Toc225637841 \h </w:instrText>
+              <w:instrText xml:space="preserve"> PAGEREF _Toc225683236 \h </w:instrText>
             </w:r>
             <w:r>
               <w:rPr>
@@ -4960,7 +4960,7 @@
                 <w:noProof/>
                 <w:webHidden/>
               </w:rPr>
-              <w:t>22</w:t>
+              <w:t>21</w:t>
             </w:r>
             <w:r>
               <w:rPr>
@@ -4989,7 +4989,7 @@
               <w14:ligatures w14:val="standardContextual"/>
             </w:rPr>
           </w:pPr>
-          <w:hyperlink w:anchor="_Toc225637842" w:history="1">
+          <w:hyperlink w:anchor="_Toc225683237" w:history="1">
             <w:r>
               <w:rPr>
                 <w:rStyle w:val="Hypertextovodkaz"/>
@@ -5017,7 +5017,7 @@
                 <w:rFonts w:eastAsiaTheme="majorEastAsia"/>
                 <w:noProof/>
               </w:rPr>
-              <w:t>Překonané vývojové výzvy a úskalí</w:t>
+              <w:t>Dynamické načítání a logika náhodného výběru</w:t>
             </w:r>
             <w:r>
               <w:rPr>
@@ -5038,7 +5038,7 @@
                 <w:noProof/>
                 <w:webHidden/>
               </w:rPr>
-              <w:instrText xml:space="preserve"> PAGEREF _Toc225637842 \h </w:instrText>
+              <w:instrText xml:space="preserve"> PAGEREF _Toc225683237 \h </w:instrText>
             </w:r>
             <w:r>
               <w:rPr>
@@ -5058,7 +5058,7 @@
                 <w:noProof/>
                 <w:webHidden/>
               </w:rPr>
-              <w:t>22</w:t>
+              <w:t>21</w:t>
             </w:r>
             <w:r>
               <w:rPr>
@@ -5087,7 +5087,7 @@
               <w14:ligatures w14:val="standardContextual"/>
             </w:rPr>
           </w:pPr>
-          <w:hyperlink w:anchor="_Toc225637843" w:history="1">
+          <w:hyperlink w:anchor="_Toc225683238" w:history="1">
             <w:r>
               <w:rPr>
                 <w:rStyle w:val="Hypertextovodkaz"/>
@@ -5115,7 +5115,7 @@
                 <w:rFonts w:eastAsiaTheme="majorEastAsia"/>
                 <w:noProof/>
               </w:rPr>
-              <w:t>Osobní zhodnocení vývojových nástrojů</w:t>
+              <w:t>Správa oken a uvolňování paměťových prostředků</w:t>
             </w:r>
             <w:r>
               <w:rPr>
@@ -5136,7 +5136,7 @@
                 <w:noProof/>
                 <w:webHidden/>
               </w:rPr>
-              <w:instrText xml:space="preserve"> PAGEREF _Toc225637843 \h </w:instrText>
+              <w:instrText xml:space="preserve"> PAGEREF _Toc225683238 \h </w:instrText>
             </w:r>
             <w:r>
               <w:rPr>
@@ -5156,7 +5156,7 @@
                 <w:noProof/>
                 <w:webHidden/>
               </w:rPr>
-              <w:t>23</w:t>
+              <w:t>22</w:t>
             </w:r>
             <w:r>
               <w:rPr>
@@ -5185,7 +5185,7 @@
               <w14:ligatures w14:val="standardContextual"/>
             </w:rPr>
           </w:pPr>
-          <w:hyperlink w:anchor="_Toc225637844" w:history="1">
+          <w:hyperlink w:anchor="_Toc225683239" w:history="1">
             <w:r>
               <w:rPr>
                 <w:rStyle w:val="Hypertextovodkaz"/>
@@ -5213,6 +5213,202 @@
                 <w:rFonts w:eastAsiaTheme="majorEastAsia"/>
                 <w:noProof/>
               </w:rPr>
+              <w:t>Překonané vývojové výzvy a úskalí</w:t>
+            </w:r>
+            <w:r>
+              <w:rPr>
+                <w:noProof/>
+                <w:webHidden/>
+              </w:rPr>
+              <w:tab/>
+            </w:r>
+            <w:r>
+              <w:rPr>
+                <w:noProof/>
+                <w:webHidden/>
+              </w:rPr>
+              <w:fldChar w:fldCharType="begin"/>
+            </w:r>
+            <w:r>
+              <w:rPr>
+                <w:noProof/>
+                <w:webHidden/>
+              </w:rPr>
+              <w:instrText xml:space="preserve"> PAGEREF _Toc225683239 \h </w:instrText>
+            </w:r>
+            <w:r>
+              <w:rPr>
+                <w:noProof/>
+                <w:webHidden/>
+              </w:rPr>
+            </w:r>
+            <w:r>
+              <w:rPr>
+                <w:noProof/>
+                <w:webHidden/>
+              </w:rPr>
+              <w:fldChar w:fldCharType="separate"/>
+            </w:r>
+            <w:r>
+              <w:rPr>
+                <w:noProof/>
+                <w:webHidden/>
+              </w:rPr>
+              <w:t>22</w:t>
+            </w:r>
+            <w:r>
+              <w:rPr>
+                <w:noProof/>
+                <w:webHidden/>
+              </w:rPr>
+              <w:fldChar w:fldCharType="end"/>
+            </w:r>
+          </w:hyperlink>
+        </w:p>
+        <w:p>
+          <w:pPr>
+            <w:pStyle w:val="Obsah2"/>
+            <w:tabs>
+              <w:tab w:val="left" w:pos="720"/>
+              <w:tab w:val="right" w:leader="dot" w:pos="8210"/>
+            </w:tabs>
+            <w:rPr>
+              <w:rFonts w:asciiTheme="minorHAnsi" w:eastAsiaTheme="minorEastAsia" w:hAnsiTheme="minorHAnsi" w:cstheme="minorBidi"/>
+              <w:b w:val="0"/>
+              <w:iCs w:val="0"/>
+              <w:noProof/>
+              <w:color w:val="auto"/>
+              <w:kern w:val="2"/>
+              <w:szCs w:val="24"/>
+              <w14:ligatures w14:val="standardContextual"/>
+            </w:rPr>
+          </w:pPr>
+          <w:hyperlink w:anchor="_Toc225683240" w:history="1">
+            <w:r>
+              <w:rPr>
+                <w:rStyle w:val="Hypertextovodkaz"/>
+                <w:rFonts w:eastAsiaTheme="majorEastAsia"/>
+                <w:noProof/>
+              </w:rPr>
+              <w:t>2.19</w:t>
+            </w:r>
+            <w:r>
+              <w:rPr>
+                <w:rFonts w:asciiTheme="minorHAnsi" w:eastAsiaTheme="minorEastAsia" w:hAnsiTheme="minorHAnsi" w:cstheme="minorBidi"/>
+                <w:b w:val="0"/>
+                <w:iCs w:val="0"/>
+                <w:noProof/>
+                <w:color w:val="auto"/>
+                <w:kern w:val="2"/>
+                <w:szCs w:val="24"/>
+                <w14:ligatures w14:val="standardContextual"/>
+              </w:rPr>
+              <w:tab/>
+            </w:r>
+            <w:r>
+              <w:rPr>
+                <w:rStyle w:val="Hypertextovodkaz"/>
+                <w:rFonts w:eastAsiaTheme="majorEastAsia"/>
+                <w:noProof/>
+              </w:rPr>
+              <w:t>Osobní zhodnocení vývojových nástrojů</w:t>
+            </w:r>
+            <w:r>
+              <w:rPr>
+                <w:noProof/>
+                <w:webHidden/>
+              </w:rPr>
+              <w:tab/>
+            </w:r>
+            <w:r>
+              <w:rPr>
+                <w:noProof/>
+                <w:webHidden/>
+              </w:rPr>
+              <w:fldChar w:fldCharType="begin"/>
+            </w:r>
+            <w:r>
+              <w:rPr>
+                <w:noProof/>
+                <w:webHidden/>
+              </w:rPr>
+              <w:instrText xml:space="preserve"> PAGEREF _Toc225683240 \h </w:instrText>
+            </w:r>
+            <w:r>
+              <w:rPr>
+                <w:noProof/>
+                <w:webHidden/>
+              </w:rPr>
+            </w:r>
+            <w:r>
+              <w:rPr>
+                <w:noProof/>
+                <w:webHidden/>
+              </w:rPr>
+              <w:fldChar w:fldCharType="separate"/>
+            </w:r>
+            <w:r>
+              <w:rPr>
+                <w:noProof/>
+                <w:webHidden/>
+              </w:rPr>
+              <w:t>23</w:t>
+            </w:r>
+            <w:r>
+              <w:rPr>
+                <w:noProof/>
+                <w:webHidden/>
+              </w:rPr>
+              <w:fldChar w:fldCharType="end"/>
+            </w:r>
+          </w:hyperlink>
+        </w:p>
+        <w:p>
+          <w:pPr>
+            <w:pStyle w:val="Obsah2"/>
+            <w:tabs>
+              <w:tab w:val="left" w:pos="720"/>
+              <w:tab w:val="right" w:leader="dot" w:pos="8210"/>
+            </w:tabs>
+            <w:rPr>
+              <w:rFonts w:asciiTheme="minorHAnsi" w:eastAsiaTheme="minorEastAsia" w:hAnsiTheme="minorHAnsi" w:cstheme="minorBidi"/>
+              <w:b w:val="0"/>
+              <w:iCs w:val="0"/>
+              <w:noProof/>
+              <w:color w:val="auto"/>
+              <w:kern w:val="2"/>
+              <w:szCs w:val="24"/>
+              <w14:ligatures w14:val="standardContextual"/>
+            </w:rPr>
+          </w:pPr>
+          <w:hyperlink w:anchor="_Toc225683241" w:history="1">
+            <w:r>
+              <w:rPr>
+                <w:rStyle w:val="Hypertextovodkaz"/>
+                <w:rFonts w:eastAsiaTheme="majorEastAsia"/>
+                <w:noProof/>
+              </w:rPr>
+              <w:t>2.20</w:t>
+            </w:r>
+            <w:r>
+              <w:rPr>
+                <w:rFonts w:asciiTheme="minorHAnsi" w:eastAsiaTheme="minorEastAsia" w:hAnsiTheme="minorHAnsi" w:cstheme="minorBidi"/>
+                <w:b w:val="0"/>
+                <w:iCs w:val="0"/>
+                <w:noProof/>
+                <w:color w:val="auto"/>
+                <w:kern w:val="2"/>
+                <w:szCs w:val="24"/>
+                <w14:ligatures w14:val="standardContextual"/>
+              </w:rPr>
+              <w:tab/>
+            </w:r>
+            <w:r>
+              <w:rPr>
+                <w:rStyle w:val="Hypertextovodkaz"/>
+                <w:rFonts w:eastAsiaTheme="majorEastAsia"/>
+                <w:noProof/>
+              </w:rPr>
               <w:t>Možnosti budoucího rozvoje aplikace</w:t>
             </w:r>
             <w:r>
@@ -5234,7 +5430,7 @@
                 <w:noProof/>
                 <w:webHidden/>
               </w:rPr>
-              <w:instrText xml:space="preserve"> PAGEREF _Toc225637844 \h </w:instrText>
+              <w:instrText xml:space="preserve"> PAGEREF _Toc225683241 \h </w:instrText>
             </w:r>
             <w:r>
               <w:rPr>
@@ -5282,7 +5478,7 @@
               <w14:ligatures w14:val="standardContextual"/>
             </w:rPr>
           </w:pPr>
-          <w:hyperlink w:anchor="_Toc225637845" w:history="1">
+          <w:hyperlink w:anchor="_Toc225683242" w:history="1">
             <w:r>
               <w:rPr>
                 <w:rStyle w:val="Hypertextovodkaz"/>
@@ -5310,7 +5506,7 @@
                 <w:noProof/>
                 <w:webHidden/>
               </w:rPr>
-              <w:instrText xml:space="preserve"> PAGEREF _Toc225637845 \h </w:instrText>
+              <w:instrText xml:space="preserve"> PAGEREF _Toc225683242 \h </w:instrText>
             </w:r>
             <w:r>
               <w:rPr>
@@ -5358,7 +5554,7 @@
               <w14:ligatures w14:val="standardContextual"/>
             </w:rPr>
           </w:pPr>
-          <w:hyperlink w:anchor="_Toc225637846" w:history="1">
+          <w:hyperlink w:anchor="_Toc225683243" w:history="1">
             <w:r>
               <w:rPr>
                 <w:rStyle w:val="Hypertextovodkaz"/>
@@ -5386,7 +5582,7 @@
                 <w:noProof/>
                 <w:webHidden/>
               </w:rPr>
-              <w:instrText xml:space="preserve"> PAGEREF _Toc225637846 \h </w:instrText>
+              <w:instrText xml:space="preserve"> PAGEREF _Toc225683243 \h </w:instrText>
             </w:r>
             <w:r>
               <w:rPr>
@@ -5434,7 +5630,7 @@
               <w14:ligatures w14:val="standardContextual"/>
             </w:rPr>
           </w:pPr>
-          <w:hyperlink w:anchor="_Toc225637847" w:history="1">
+          <w:hyperlink w:anchor="_Toc225683244" w:history="1">
             <w:r>
               <w:rPr>
                 <w:rStyle w:val="Hypertextovodkaz"/>
@@ -5462,7 +5658,7 @@
                 <w:noProof/>
                 <w:webHidden/>
               </w:rPr>
-              <w:instrText xml:space="preserve"> PAGEREF _Toc225637847 \h </w:instrText>
+              <w:instrText xml:space="preserve"> PAGEREF _Toc225683244 \h </w:instrText>
             </w:r>
             <w:r>
               <w:rPr>
@@ -5510,7 +5706,7 @@
               <w14:ligatures w14:val="standardContextual"/>
             </w:rPr>
           </w:pPr>
-          <w:hyperlink w:anchor="_Toc225637848" w:history="1">
+          <w:hyperlink w:anchor="_Toc225683245" w:history="1">
             <w:r>
               <w:rPr>
                 <w:rStyle w:val="Hypertextovodkaz"/>
@@ -5538,7 +5734,7 @@
                 <w:noProof/>
                 <w:webHidden/>
               </w:rPr>
-              <w:instrText xml:space="preserve"> PAGEREF _Toc225637848 \h </w:instrText>
+              <w:instrText xml:space="preserve"> PAGEREF _Toc225683245 \h </w:instrText>
             </w:r>
             <w:r>
               <w:rPr>
@@ -5601,7 +5797,7 @@
       <w:bookmarkStart w:id="16" w:name="_Toc145263657"/>
       <w:bookmarkStart w:id="17" w:name="_Toc144753388"/>
       <w:bookmarkStart w:id="18" w:name="_Toc413407057"/>
-      <w:bookmarkStart w:id="19" w:name="_Toc225637807"/>
+      <w:bookmarkStart w:id="19" w:name="_Toc225683202"/>
       <w:r>
         <w:lastRenderedPageBreak/>
         <w:t>Ú</w:t>
@@ -5648,7 +5844,7 @@
         <w:pStyle w:val="Nadpis1"/>
         <w:jc w:val="left"/>
       </w:pPr>
-      <w:bookmarkStart w:id="20" w:name="_Toc225637808"/>
+      <w:bookmarkStart w:id="20" w:name="_Toc225683203"/>
       <w:r>
         <w:lastRenderedPageBreak/>
         <w:t>Teoretická část</w:t>
@@ -5706,7 +5902,7 @@
         <w:pStyle w:val="Nadpis2"/>
         <w:jc w:val="left"/>
       </w:pPr>
-      <w:bookmarkStart w:id="33" w:name="_Toc225637809"/>
+      <w:bookmarkStart w:id="33" w:name="_Toc225683204"/>
       <w:r>
         <w:t>Zvolené vývojové prostředí a jazyk</w:t>
       </w:r>
@@ -5733,7 +5929,7 @@
         <w:pStyle w:val="Nadpis3"/>
         <w:jc w:val="left"/>
       </w:pPr>
-      <w:bookmarkStart w:id="34" w:name="_Toc225637810"/>
+      <w:bookmarkStart w:id="34" w:name="_Toc225683205"/>
       <w:r>
         <w:t>Programovací jazyk C#</w:t>
       </w:r>
@@ -5820,7 +6016,28 @@
         <w:jc w:val="left"/>
       </w:pPr>
       <w:r>
-        <w:t xml:space="preserve">Objektová orientace: Umožňuje definovat třídy jako </w:t>
+        <w:t>Objektová orientace</w:t>
+      </w:r>
+      <w:r>
+        <w:t xml:space="preserve"> </w:t>
+      </w:r>
+      <w:r>
+        <w:fldChar w:fldCharType="begin"/>
+      </w:r>
+      <w:r>
+        <w:instrText xml:space="preserve"> REF _Ref225535156 \r \h </w:instrText>
+      </w:r>
+      <w:r>
+        <w:fldChar w:fldCharType="separate"/>
+      </w:r>
+      <w:r>
+        <w:t>[1]</w:t>
+      </w:r>
+      <w:r>
+        <w:fldChar w:fldCharType="end"/>
+      </w:r>
+      <w:r>
+        <w:t xml:space="preserve">: Umožňuje definovat třídy jako </w:t>
       </w:r>
       <w:proofErr w:type="spellStart"/>
       <w:r>
@@ -5840,30 +6057,6 @@
       </w:r>
       <w:r>
         <w:t>.</w:t>
-      </w:r>
-      <w:r>
-        <w:t xml:space="preserve"> </w:t>
-      </w:r>
-      <w:r>
-        <w:fldChar w:fldCharType="begin"/>
-      </w:r>
-      <w:r>
-        <w:instrText xml:space="preserve"> REF _Ref225535156 \r \h </w:instrText>
-      </w:r>
-      <w:r>
-        <w:instrText xml:space="preserve"> \* MERGEFORMAT </w:instrText>
-      </w:r>
-      <w:r>
-        <w:fldChar w:fldCharType="separate"/>
-      </w:r>
-      <w:r>
-        <w:t>[1]</w:t>
-      </w:r>
-      <w:r>
-        <w:fldChar w:fldCharType="end"/>
-      </w:r>
-      <w:r>
-        <w:t xml:space="preserve"> </w:t>
       </w:r>
     </w:p>
     <w:p>
@@ -6007,7 +6200,7 @@
         <w:pStyle w:val="Nadpis3"/>
         <w:jc w:val="left"/>
       </w:pPr>
-      <w:bookmarkStart w:id="46" w:name="_Toc225637811"/>
+      <w:bookmarkStart w:id="46" w:name="_Toc225683206"/>
       <w:r>
         <w:t xml:space="preserve">Platforma Windows </w:t>
       </w:r>
@@ -6067,23 +6260,7 @@
         <w:fldChar w:fldCharType="end"/>
       </w:r>
       <w:r>
-        <w:t xml:space="preserve"> Ačkoliv existují modernější technologie jako WPF (Windows </w:t>
-      </w:r>
-      <w:proofErr w:type="spellStart"/>
-      <w:r>
-        <w:t>Presentation</w:t>
-      </w:r>
-      <w:proofErr w:type="spellEnd"/>
-      <w:r>
-        <w:t xml:space="preserve"> </w:t>
-      </w:r>
-      <w:proofErr w:type="spellStart"/>
-      <w:r>
-        <w:t>Foundation</w:t>
-      </w:r>
-      <w:proofErr w:type="spellEnd"/>
-      <w:r>
-        <w:t xml:space="preserve">), </w:t>
+        <w:t xml:space="preserve"> Ačkoliv existují modernější technologie jako WPF, </w:t>
       </w:r>
       <w:proofErr w:type="spellStart"/>
       <w:r>
@@ -6230,7 +6407,7 @@
         <w:pStyle w:val="Nadpis2"/>
         <w:jc w:val="left"/>
       </w:pPr>
-      <w:bookmarkStart w:id="47" w:name="_Toc225637812"/>
+      <w:bookmarkStart w:id="47" w:name="_Toc225683207"/>
       <w:r>
         <w:t>Práce s počítačovou grafikou (GDI+)</w:t>
       </w:r>
@@ -6241,15 +6418,7 @@
         <w:jc w:val="left"/>
       </w:pPr>
       <w:r>
-        <w:t xml:space="preserve">Vykreslování křižovatek, vozidel a dopravního značení je realizováno pomocí rozhraní GDI+ (Graphics </w:t>
-      </w:r>
-      <w:proofErr w:type="spellStart"/>
-      <w:r>
-        <w:t>Device</w:t>
-      </w:r>
-      <w:proofErr w:type="spellEnd"/>
-      <w:r>
-        <w:t xml:space="preserve"> Interface), které je v jazyce C# zapouzdřeno ve jmenném prostoru </w:t>
+        <w:t xml:space="preserve">Vykreslování křižovatek, vozidel a dopravního značení je realizováno pomocí rozhraní GDI+, které je v jazyce C# zapouzdřeno ve jmenném prostoru </w:t>
       </w:r>
       <w:r>
         <w:t>System.Drawing</w:t>
@@ -6296,7 +6465,7 @@
         <w:pStyle w:val="Nadpis3"/>
         <w:jc w:val="left"/>
       </w:pPr>
-      <w:bookmarkStart w:id="48" w:name="_Toc225637813"/>
+      <w:bookmarkStart w:id="48" w:name="_Toc225683208"/>
       <w:r>
         <w:t>Vykreslování objektů</w:t>
       </w:r>
@@ -6439,7 +6608,6 @@
           <w:b/>
           <w:bCs/>
         </w:rPr>
-        <w:lastRenderedPageBreak/>
         <w:t>TranslateTransform</w:t>
       </w:r>
       <w:proofErr w:type="spellEnd"/>
@@ -6510,8 +6678,9 @@
         <w:pStyle w:val="Nadpis3"/>
         <w:jc w:val="left"/>
       </w:pPr>
-      <w:bookmarkStart w:id="49" w:name="_Toc225637814"/>
-      <w:r>
+      <w:bookmarkStart w:id="49" w:name="_Toc225683209"/>
+      <w:r>
+        <w:lastRenderedPageBreak/>
         <w:t xml:space="preserve">Double </w:t>
       </w:r>
       <w:proofErr w:type="spellStart"/>
@@ -6595,7 +6764,7 @@
         <w:pStyle w:val="Nadpis2"/>
         <w:jc w:val="left"/>
       </w:pPr>
-      <w:bookmarkStart w:id="50" w:name="_Toc225637815"/>
+      <w:bookmarkStart w:id="50" w:name="_Toc225683210"/>
       <w:r>
         <w:t>Ukládání a formát dat (JSON)</w:t>
       </w:r>
@@ -6606,23 +6775,7 @@
         <w:jc w:val="left"/>
       </w:pPr>
       <w:r>
-        <w:t xml:space="preserve">Pro ukládání jednotlivých dopravních situací (scénářů) byl zvolen formát JSON (JavaScript </w:t>
-      </w:r>
-      <w:proofErr w:type="spellStart"/>
-      <w:r>
-        <w:t>Object</w:t>
-      </w:r>
-      <w:proofErr w:type="spellEnd"/>
-      <w:r>
-        <w:t xml:space="preserve"> </w:t>
-      </w:r>
-      <w:proofErr w:type="spellStart"/>
-      <w:r>
-        <w:t>Notation</w:t>
-      </w:r>
-      <w:proofErr w:type="spellEnd"/>
-      <w:r>
-        <w:t>). Jedná se o textový formát nezávislý na platformě, který je snadno čitelný pro člověka i strojově zpracovatelný</w:t>
+        <w:t>Pro ukládání jednotlivých dopravních situací (scénářů) byl zvolen formát JSON. Jedná se o textový formát nezávislý na platformě, který je snadno čitelný pro člověka i strojově zpracovatelný</w:t>
       </w:r>
       <w:r>
         <w:t>.</w:t>
@@ -6762,7 +6915,7 @@
         <w:pStyle w:val="Nadpis3"/>
         <w:jc w:val="left"/>
       </w:pPr>
-      <w:bookmarkStart w:id="51" w:name="_Toc225637816"/>
+      <w:bookmarkStart w:id="51" w:name="_Toc225683211"/>
       <w:r>
         <w:t>Proces (De)</w:t>
       </w:r>
@@ -6860,13 +7013,13 @@
           <w:b/>
           <w:bCs/>
         </w:rPr>
+        <w:instrText xml:space="preserve"> \* MERGEFORMAT </w:instrText>
       </w:r>
       <w:r>
         <w:rPr>
           <w:b/>
           <w:bCs/>
         </w:rPr>
-        <w:instrText xml:space="preserve"> \* MERGEFORMAT </w:instrText>
       </w:r>
       <w:r>
         <w:rPr>
@@ -6924,7 +7077,6 @@
           <w:b/>
           <w:bCs/>
         </w:rPr>
-        <w:lastRenderedPageBreak/>
         <w:t>Serializace</w:t>
       </w:r>
       <w:proofErr w:type="spellEnd"/>
@@ -6954,13 +7106,13 @@
           <w:b/>
           <w:bCs/>
         </w:rPr>
+        <w:instrText xml:space="preserve"> \* MERGEFORMAT </w:instrText>
       </w:r>
       <w:r>
         <w:rPr>
           <w:b/>
           <w:bCs/>
         </w:rPr>
-        <w:instrText xml:space="preserve"> \* MERGEFORMAT </w:instrText>
       </w:r>
       <w:r>
         <w:rPr>
@@ -7008,8 +7160,9 @@
       <w:pPr>
         <w:pStyle w:val="Nadpis2"/>
       </w:pPr>
-      <w:bookmarkStart w:id="52" w:name="_Toc225637817"/>
-      <w:r>
+      <w:bookmarkStart w:id="52" w:name="_Toc225683212"/>
+      <w:r>
+        <w:lastRenderedPageBreak/>
         <w:t>Pravidla silničního provozu</w:t>
       </w:r>
       <w:bookmarkEnd w:id="52"/>
@@ -7178,7 +7331,7 @@
       <w:pPr>
         <w:pStyle w:val="Nadpis2"/>
       </w:pPr>
-      <w:bookmarkStart w:id="53" w:name="_Toc225637818"/>
+      <w:bookmarkStart w:id="53" w:name="_Toc225683213"/>
       <w:r>
         <w:t>Matematické základy animací</w:t>
       </w:r>
@@ -7235,13 +7388,13 @@
           <w:b/>
           <w:bCs/>
         </w:rPr>
+        <w:instrText xml:space="preserve"> \* MERGEFORMAT </w:instrText>
       </w:r>
       <w:r>
         <w:rPr>
           <w:b/>
           <w:bCs/>
         </w:rPr>
-        <w:instrText xml:space="preserve"> \* MERGEFORMAT </w:instrText>
       </w:r>
       <w:r>
         <w:rPr>
@@ -7334,13 +7487,13 @@
           <w:b/>
           <w:bCs/>
         </w:rPr>
+        <w:instrText xml:space="preserve"> \* MERGEFORMAT </w:instrText>
       </w:r>
       <w:r>
         <w:rPr>
           <w:b/>
           <w:bCs/>
         </w:rPr>
-        <w:instrText xml:space="preserve"> \* MERGEFORMAT </w:instrText>
       </w:r>
       <w:r>
         <w:rPr>
@@ -7378,7 +7531,7 @@
       <w:pPr>
         <w:pStyle w:val="Nadpis2"/>
       </w:pPr>
-      <w:bookmarkStart w:id="54" w:name="_Toc225637819"/>
+      <w:bookmarkStart w:id="54" w:name="_Toc225683214"/>
       <w:r>
         <w:t>Verzování a správa projektu (GitHub)</w:t>
       </w:r>
@@ -7395,11 +7548,7 @@
         <w:t>b</w:t>
       </w:r>
       <w:r>
-        <w:t xml:space="preserve">. Verzování umožňuje vývojáři uchovávat historii změn, vracet se k funkčním verzím v případě chyby a efektivně spravovat vývoj nových funkcí (např. oddělený vývoj </w:t>
-      </w:r>
-      <w:r>
-        <w:lastRenderedPageBreak/>
-        <w:t>systému historie úspěšnosti). GitHub slouží také jako záloha a platforma pro případné budoucí rozšiřování projektu dalšími autory</w:t>
+        <w:t>. Verzování umožňuje vývojáři uchovávat historii změn, vracet se k funkčním verzím v případě chyby a efektivně spravovat vývoj nových funkcí (např. oddělený vývoj systému historie úspěšnosti). GitHub slouží také jako záloha a platforma pro případné budoucí rozšiřování projektu dalšími autory</w:t>
       </w:r>
       <w:r>
         <w:t>.</w:t>
@@ -7430,7 +7579,7 @@
       <w:pPr>
         <w:pStyle w:val="Nadpis1"/>
       </w:pPr>
-      <w:bookmarkStart w:id="55" w:name="_Toc225637820"/>
+      <w:bookmarkStart w:id="55" w:name="_Toc225683215"/>
       <w:r>
         <w:lastRenderedPageBreak/>
         <w:t>Praktická část</w:t>
@@ -7446,7 +7595,7 @@
       <w:pPr>
         <w:pStyle w:val="Nadpis2"/>
       </w:pPr>
-      <w:bookmarkStart w:id="56" w:name="_Toc225637821"/>
+      <w:bookmarkStart w:id="56" w:name="_Toc225683216"/>
       <w:r>
         <w:t>Návrh datové struktury (JSON)</w:t>
       </w:r>
@@ -7459,6 +7608,9 @@
       </w:r>
     </w:p>
     <w:p>
+      <w:pPr>
+        <w:jc w:val="left"/>
+      </w:pPr>
       <w:r>
         <w:t>Základem aplikace je datově řízený přístup, kde jsou veškeré parametry křižovatek uloženy v externích JSON souborech. Pro tento účel byla navržena hierarchická struktura tříd, která odpovídá schématu v souborech.</w:t>
       </w:r>
@@ -7467,7 +7619,7 @@
       <w:pPr>
         <w:pStyle w:val="Nadpis3"/>
       </w:pPr>
-      <w:bookmarkStart w:id="57" w:name="_Toc225637822"/>
+      <w:bookmarkStart w:id="57" w:name="_Toc225683217"/>
       <w:r>
         <w:t>Tříd</w:t>
       </w:r>
@@ -7638,7 +7790,7 @@
       <w:pPr>
         <w:pStyle w:val="Nadpis2"/>
       </w:pPr>
-      <w:bookmarkStart w:id="61" w:name="_Toc225637823"/>
+      <w:bookmarkStart w:id="61" w:name="_Toc225683218"/>
       <w:r>
         <w:t>Implementace grafického uživatelského rozhraní</w:t>
       </w:r>
@@ -7703,123 +7855,156 @@
       <w:pPr>
         <w:pStyle w:val="Titulek"/>
       </w:pPr>
-      <w:bookmarkStart w:id="62" w:name="_Toc225200668"/>
-      <w:bookmarkStart w:id="63" w:name="_Toc225201241"/>
-      <w:bookmarkStart w:id="64" w:name="_Toc225635495"/>
-      <w:r>
-        <w:t xml:space="preserve">Obrázek </w:t>
-      </w:r>
-      <w:fldSimple w:instr=" SEQ Obrázek \* ARABIC ">
-        <w:r>
-          <w:rPr>
-            <w:noProof/>
-          </w:rPr>
-          <w:t>1</w:t>
-        </w:r>
-      </w:fldSimple>
-      <w:r>
-        <w:t>: Vzhled hlavního menu aplikace</w:t>
+      <w:bookmarkStart w:id="62" w:name="_Toc225682959"/>
+      <w:r>
+        <w:t xml:space="preserve">Obr. </w:t>
+      </w:r>
+      <w:r>
+        <w:fldChar w:fldCharType="begin"/>
+      </w:r>
+      <w:r>
+        <w:instrText xml:space="preserve"> STYLEREF 1 \s </w:instrText>
+      </w:r>
+      <w:r>
+        <w:fldChar w:fldCharType="separate"/>
+      </w:r>
+      <w:r>
+        <w:rPr>
+          <w:noProof/>
+        </w:rPr>
+        <w:t>2</w:t>
+      </w:r>
+      <w:r>
+        <w:rPr>
+          <w:noProof/>
+        </w:rPr>
+        <w:fldChar w:fldCharType="end"/>
+      </w:r>
+      <w:r>
+        <w:t>.</w:t>
+      </w:r>
+      <w:r>
+        <w:fldChar w:fldCharType="begin"/>
+      </w:r>
+      <w:r>
+        <w:instrText xml:space="preserve"> SEQ Obr. \* ARABIC \s 1 </w:instrText>
+      </w:r>
+      <w:r>
+        <w:fldChar w:fldCharType="separate"/>
+      </w:r>
+      <w:r>
+        <w:rPr>
+          <w:noProof/>
+        </w:rPr>
+        <w:t>1</w:t>
+      </w:r>
+      <w:r>
+        <w:rPr>
+          <w:noProof/>
+        </w:rPr>
+        <w:fldChar w:fldCharType="end"/>
+      </w:r>
+      <w:r>
+        <w:t xml:space="preserve"> Vzhled hlavního menu aplikace</w:t>
       </w:r>
       <w:bookmarkEnd w:id="62"/>
+    </w:p>
+    <w:p>
+      <w:pPr>
+        <w:pStyle w:val="Nadpis3"/>
+      </w:pPr>
+      <w:bookmarkStart w:id="63" w:name="_Toc225683219"/>
+      <w:r>
+        <w:t>Hlavní menu a navigace</w:t>
+      </w:r>
       <w:bookmarkEnd w:id="63"/>
+    </w:p>
+    <w:p>
+      <w:pPr>
+        <w:jc w:val="left"/>
+      </w:pPr>
+      <w:r>
+        <w:t xml:space="preserve">Formulář </w:t>
+      </w:r>
+      <w:proofErr w:type="spellStart"/>
+      <w:r>
+        <w:t>MainForm</w:t>
+      </w:r>
+      <w:proofErr w:type="spellEnd"/>
+      <w:r>
+        <w:t xml:space="preserve"> slouží jako rozcestník. Uživatel má na výběr mezi režimem výuky a režimem procvičování. Navigace mezi okny je ošetřena tak, aby při zavření podřízeného formuláře došlo k návratu do hlavního menu.</w:t>
+      </w:r>
+    </w:p>
+    <w:p>
+      <w:pPr>
+        <w:pStyle w:val="Nadpis3"/>
+      </w:pPr>
+      <w:bookmarkStart w:id="64" w:name="_Toc225683220"/>
+      <w:r>
+        <w:t>Režim výuka (</w:t>
+      </w:r>
+      <w:proofErr w:type="spellStart"/>
+      <w:r>
+        <w:t>LearningForm</w:t>
+      </w:r>
+      <w:proofErr w:type="spellEnd"/>
+      <w:r>
+        <w:t>)</w:t>
+      </w:r>
       <w:bookmarkEnd w:id="64"/>
     </w:p>
     <w:p>
       <w:pPr>
-        <w:pStyle w:val="Nadpis3"/>
-      </w:pPr>
-      <w:bookmarkStart w:id="65" w:name="_Toc225637824"/>
-      <w:r>
-        <w:t>Hlavní menu a navigace</w:t>
-      </w:r>
-      <w:bookmarkEnd w:id="65"/>
+        <w:jc w:val="left"/>
+        <w:rPr>
+          <w:color w:val="auto"/>
+        </w:rPr>
+      </w:pPr>
+      <w:r>
+        <w:t>Tento režim je navržen pro uživatele, kteří se s pravidly silničního provozu teprve seznamují a chtějí si je procvičit bez časového tlaku a bodového hodnocení.</w:t>
+      </w:r>
     </w:p>
     <w:p>
       <w:pPr>
         <w:jc w:val="left"/>
       </w:pPr>
       <w:r>
-        <w:t xml:space="preserve">Formulář </w:t>
-      </w:r>
-      <w:proofErr w:type="spellStart"/>
-      <w:r>
-        <w:t>MainForm</w:t>
-      </w:r>
-      <w:proofErr w:type="spellEnd"/>
-      <w:r>
-        <w:t xml:space="preserve"> slouží jako rozcestník. Uživatel má na výběr mezi režimem výuky a režimem procvičování. Navigace mezi okny je ošetřena tak, aby při zavření podřízeného formuláře došlo k návratu do hlavního menu.</w:t>
+        <w:t xml:space="preserve">Aplikace uživatele krok za krokem interaktivně provádí konkrétní dopravní situací. Namísto souvislé animace algoritmus čeká na uživatelský pokyn, čímž dává prostor pro analýzu křižovatky. Při každém kroku se vybrané vozidlo plynule </w:t>
+      </w:r>
+      <w:proofErr w:type="spellStart"/>
+      <w:r>
+        <w:t>odanimuje</w:t>
+      </w:r>
+      <w:proofErr w:type="spellEnd"/>
+      <w:r>
+        <w:t xml:space="preserve"> a v informačním panelu se dynamicky zobrazí vysvětlení, načtené z metadat scénáře. Uživatel si tak u každého auta může přečíst, na </w:t>
+      </w:r>
+      <w:proofErr w:type="gramStart"/>
+      <w:r>
+        <w:t>základě</w:t>
+      </w:r>
+      <w:proofErr w:type="gramEnd"/>
+      <w:r>
+        <w:t xml:space="preserve"> jakého pravidla (např. přednost zprava, hlavní silnice) projíždí křižovatkou v daném pořadí. Tento přístup výrazně usnadňuje pochopení vnitřní logiky dopravních předpisů.</w:t>
       </w:r>
     </w:p>
     <w:p>
       <w:pPr>
         <w:pStyle w:val="Nadpis3"/>
       </w:pPr>
-      <w:bookmarkStart w:id="66" w:name="_Toc225637825"/>
-      <w:r>
-        <w:t>Režim výuka (</w:t>
-      </w:r>
-      <w:proofErr w:type="spellStart"/>
-      <w:r>
-        <w:t>LearningForm</w:t>
+      <w:bookmarkStart w:id="65" w:name="_Toc225683221"/>
+      <w:r>
+        <w:t>Režim Procvičování (</w:t>
+      </w:r>
+      <w:proofErr w:type="spellStart"/>
+      <w:r>
+        <w:t>PracticeForm</w:t>
       </w:r>
       <w:proofErr w:type="spellEnd"/>
       <w:r>
         <w:t>)</w:t>
       </w:r>
-      <w:bookmarkEnd w:id="66"/>
-    </w:p>
-    <w:p>
-      <w:pPr>
-        <w:jc w:val="left"/>
-        <w:rPr>
-          <w:color w:val="auto"/>
-        </w:rPr>
-      </w:pPr>
-      <w:r>
-        <w:t>Tento režim je navržen pro uživatele, kteří se s pravidly silničního provozu teprve seznamují a chtějí si je procvičit bez časového tlaku a bodového hodnocení.</w:t>
-      </w:r>
-    </w:p>
-    <w:p>
-      <w:pPr>
-        <w:jc w:val="left"/>
-      </w:pPr>
-      <w:r>
-        <w:t xml:space="preserve">Aplikace uživatele krok za krokem interaktivně provádí konkrétní dopravní situací. Namísto souvislé animace algoritmus čeká na uživatelský pokyn, čímž dává prostor pro analýzu křižovatky. Při každém kroku se vybrané vozidlo plynule </w:t>
-      </w:r>
-      <w:proofErr w:type="spellStart"/>
-      <w:r>
-        <w:t>odanimuje</w:t>
-      </w:r>
-      <w:proofErr w:type="spellEnd"/>
-      <w:r>
-        <w:t xml:space="preserve"> a v informačním panelu se dynamicky zobrazí vysvětlení, načtené z metadat scénáře. Uživatel si tak u každého auta může přečíst, na </w:t>
-      </w:r>
-      <w:proofErr w:type="gramStart"/>
-      <w:r>
-        <w:t>základě</w:t>
-      </w:r>
-      <w:proofErr w:type="gramEnd"/>
-      <w:r>
-        <w:t xml:space="preserve"> jakého pravidla (např. přednost zprava, hlavní silnice) projíždí křižovatkou v daném pořadí. Tento přístup výrazně usnadňuje pochopení vnitřní logiky dopravních předpisů.</w:t>
-      </w:r>
-    </w:p>
-    <w:p>
-      <w:pPr>
-        <w:pStyle w:val="Nadpis3"/>
-      </w:pPr>
-      <w:bookmarkStart w:id="67" w:name="_Toc225637826"/>
-      <w:r>
-        <w:t>Režim Procvičování (</w:t>
-      </w:r>
-      <w:proofErr w:type="spellStart"/>
-      <w:r>
-        <w:t>PracticeForm</w:t>
-      </w:r>
-      <w:proofErr w:type="spellEnd"/>
-      <w:r>
-        <w:t>)</w:t>
-      </w:r>
-      <w:bookmarkEnd w:id="67"/>
+      <w:bookmarkEnd w:id="65"/>
     </w:p>
     <w:p>
       <w:pPr>
@@ -7921,11 +8106,11 @@
       <w:pPr>
         <w:pStyle w:val="Nadpis2"/>
       </w:pPr>
-      <w:bookmarkStart w:id="68" w:name="_Toc225637827"/>
+      <w:bookmarkStart w:id="66" w:name="_Toc225683222"/>
       <w:r>
         <w:t>Logika pohybu a animací</w:t>
       </w:r>
-      <w:bookmarkEnd w:id="68"/>
+      <w:bookmarkEnd w:id="66"/>
     </w:p>
     <w:p>
       <w:pPr>
@@ -7948,7 +8133,7 @@
       <w:pPr>
         <w:pStyle w:val="Nadpis3"/>
       </w:pPr>
-      <w:bookmarkStart w:id="69" w:name="_Toc225637828"/>
+      <w:bookmarkStart w:id="67" w:name="_Toc225683223"/>
       <w:r>
         <w:t>Lineární interpolace (</w:t>
       </w:r>
@@ -7960,7 +8145,7 @@
       <w:r>
         <w:t>)</w:t>
       </w:r>
-      <w:bookmarkEnd w:id="69"/>
+      <w:bookmarkEnd w:id="67"/>
     </w:p>
     <w:p>
       <w:pPr>
@@ -8041,67 +8226,98 @@
     <w:p>
       <w:pPr>
         <w:pStyle w:val="Titulek"/>
+      </w:pPr>
+      <w:bookmarkStart w:id="68" w:name="_Toc225682960"/>
+      <w:r>
+        <w:t xml:space="preserve">Obr. </w:t>
+      </w:r>
+      <w:r>
+        <w:fldChar w:fldCharType="begin"/>
+      </w:r>
+      <w:r>
+        <w:instrText xml:space="preserve"> STYLEREF 1 \s </w:instrText>
+      </w:r>
+      <w:r>
+        <w:fldChar w:fldCharType="separate"/>
+      </w:r>
+      <w:r>
+        <w:rPr>
+          <w:noProof/>
+        </w:rPr>
+        <w:t>2</w:t>
+      </w:r>
+      <w:r>
+        <w:rPr>
+          <w:noProof/>
+        </w:rPr>
+        <w:fldChar w:fldCharType="end"/>
+      </w:r>
+      <w:r>
+        <w:t>.</w:t>
+      </w:r>
+      <w:r>
+        <w:fldChar w:fldCharType="begin"/>
+      </w:r>
+      <w:r>
+        <w:instrText xml:space="preserve"> SEQ Obr. \* ARABIC \s 1 </w:instrText>
+      </w:r>
+      <w:r>
+        <w:fldChar w:fldCharType="separate"/>
+      </w:r>
+      <w:r>
+        <w:rPr>
+          <w:noProof/>
+        </w:rPr>
+        <w:t>2</w:t>
+      </w:r>
+      <w:r>
+        <w:rPr>
+          <w:noProof/>
+        </w:rPr>
+        <w:fldChar w:fldCharType="end"/>
+      </w:r>
+      <w:r>
+        <w:t xml:space="preserve"> Vzorec </w:t>
+      </w:r>
+      <w:proofErr w:type="spellStart"/>
+      <w:r>
+        <w:t>Lerp</w:t>
+      </w:r>
+      <w:bookmarkEnd w:id="68"/>
+      <w:proofErr w:type="spellEnd"/>
+    </w:p>
+    <w:p>
+      <w:pPr>
+        <w:spacing w:before="0" w:after="0" w:line="240" w:lineRule="auto"/>
+        <w:jc w:val="center"/>
         <w:rPr>
           <w:color w:val="auto"/>
           <w:szCs w:val="24"/>
         </w:rPr>
       </w:pPr>
-      <w:bookmarkStart w:id="70" w:name="_Toc225201242"/>
-      <w:bookmarkStart w:id="71" w:name="_Toc225635496"/>
-      <w:r>
-        <w:t xml:space="preserve">Obrázek </w:t>
-      </w:r>
-      <w:fldSimple w:instr=" SEQ Obrázek \* ARABIC ">
-        <w:r>
-          <w:rPr>
-            <w:noProof/>
-          </w:rPr>
-          <w:t>2</w:t>
-        </w:r>
-      </w:fldSimple>
-      <w:r>
-        <w:t xml:space="preserve">: Vzorec </w:t>
-      </w:r>
-      <w:proofErr w:type="spellStart"/>
-      <w:r>
-        <w:t>Lerp</w:t>
-      </w:r>
-      <w:bookmarkEnd w:id="70"/>
-      <w:bookmarkEnd w:id="71"/>
-      <w:proofErr w:type="spellEnd"/>
     </w:p>
     <w:p>
       <w:pPr>
         <w:spacing w:before="0" w:after="0" w:line="240" w:lineRule="auto"/>
-        <w:jc w:val="center"/>
+        <w:jc w:val="left"/>
         <w:rPr>
           <w:color w:val="auto"/>
           <w:szCs w:val="24"/>
         </w:rPr>
       </w:pPr>
+      <w:r>
+        <w:rPr>
+          <w:color w:val="auto"/>
+          <w:szCs w:val="24"/>
+        </w:rPr>
+        <w:t>kde t nabývá hodnot od 0 do 1 v závislosti na pokroku animace.</w:t>
+      </w:r>
     </w:p>
     <w:p>
       <w:pPr>
-        <w:spacing w:before="0" w:after="0" w:line="240" w:lineRule="auto"/>
-        <w:jc w:val="left"/>
-        <w:rPr>
-          <w:color w:val="auto"/>
-          <w:szCs w:val="24"/>
-        </w:rPr>
-      </w:pPr>
-      <w:r>
-        <w:rPr>
-          <w:color w:val="auto"/>
-          <w:szCs w:val="24"/>
-        </w:rPr>
-        <w:t>kde t nabývá hodnot od 0 do 1 v závislosti na pokroku animace.</w:t>
-      </w:r>
-    </w:p>
-    <w:p>
-      <w:pPr>
         <w:pStyle w:val="Nadpis3"/>
       </w:pPr>
-      <w:bookmarkStart w:id="72" w:name="_Toc225637829"/>
+      <w:bookmarkStart w:id="69" w:name="_Toc225683224"/>
       <w:proofErr w:type="spellStart"/>
       <w:r>
         <w:t>Bézierovy</w:t>
@@ -8110,7 +8326,7 @@
       <w:r>
         <w:t xml:space="preserve"> křivky</w:t>
       </w:r>
-      <w:bookmarkEnd w:id="72"/>
+      <w:bookmarkEnd w:id="69"/>
     </w:p>
     <w:p>
       <w:pPr>
@@ -8197,11 +8413,11 @@
       <w:pPr>
         <w:pStyle w:val="Nadpis2"/>
       </w:pPr>
-      <w:bookmarkStart w:id="73" w:name="_Toc225637830"/>
+      <w:bookmarkStart w:id="70" w:name="_Toc225683225"/>
       <w:r>
         <w:t>Systém sledování úspěšnosti</w:t>
       </w:r>
-      <w:bookmarkEnd w:id="73"/>
+      <w:bookmarkEnd w:id="70"/>
     </w:p>
     <w:p>
       <w:pPr>
@@ -8329,11 +8545,11 @@
       <w:pPr>
         <w:pStyle w:val="Nadpis2"/>
       </w:pPr>
-      <w:bookmarkStart w:id="74" w:name="_Toc225637831"/>
+      <w:bookmarkStart w:id="71" w:name="_Toc225683226"/>
       <w:r>
         <w:t>Ukázka datové struktury scénáře (JSON)</w:t>
       </w:r>
-      <w:bookmarkEnd w:id="74"/>
+      <w:bookmarkEnd w:id="71"/>
     </w:p>
     <w:p>
       <w:pPr>
@@ -8350,7 +8566,19 @@
         <w:t>. Jak je vidět z</w:t>
       </w:r>
       <w:r>
-        <w:t> Obrázku 3</w:t>
+        <w:t> </w:t>
+      </w:r>
+      <w:r>
+        <w:t>Ob</w:t>
+      </w:r>
+      <w:r>
+        <w:t>r.</w:t>
+      </w:r>
+      <w:r>
+        <w:t xml:space="preserve"> </w:t>
+      </w:r>
+      <w:r>
+        <w:t>2.3</w:t>
       </w:r>
       <w:r>
         <w:t xml:space="preserve">, formát JSON je velmi přehledný. Každé vozidlo zde má definovanou svou počáteční pozici, rotaci, cílovou </w:t>
@@ -8444,37 +8672,69 @@
           <w:szCs w:val="24"/>
         </w:rPr>
       </w:pPr>
-      <w:bookmarkStart w:id="75" w:name="_Toc225201243"/>
-      <w:bookmarkStart w:id="76" w:name="_Toc225635497"/>
-      <w:r>
-        <w:t xml:space="preserve">Obrázek </w:t>
-      </w:r>
-      <w:fldSimple w:instr=" SEQ Obrázek \* ARABIC ">
-        <w:r>
-          <w:rPr>
-            <w:noProof/>
-          </w:rPr>
-          <w:t>3</w:t>
-        </w:r>
-      </w:fldSimple>
-      <w:r>
-        <w:t xml:space="preserve">: </w:t>
-      </w:r>
-      <w:r>
-        <w:t>Definice scénáře ve formátu JSON</w:t>
-      </w:r>
-      <w:bookmarkEnd w:id="75"/>
-      <w:bookmarkEnd w:id="76"/>
+      <w:bookmarkStart w:id="72" w:name="_Toc225682961"/>
+      <w:r>
+        <w:t xml:space="preserve">Obr. </w:t>
+      </w:r>
+      <w:r>
+        <w:fldChar w:fldCharType="begin"/>
+      </w:r>
+      <w:r>
+        <w:instrText xml:space="preserve"> STYLEREF 1 \s </w:instrText>
+      </w:r>
+      <w:r>
+        <w:fldChar w:fldCharType="separate"/>
+      </w:r>
+      <w:r>
+        <w:rPr>
+          <w:noProof/>
+        </w:rPr>
+        <w:t>2</w:t>
+      </w:r>
+      <w:r>
+        <w:rPr>
+          <w:noProof/>
+        </w:rPr>
+        <w:fldChar w:fldCharType="end"/>
+      </w:r>
+      <w:r>
+        <w:t>.</w:t>
+      </w:r>
+      <w:r>
+        <w:fldChar w:fldCharType="begin"/>
+      </w:r>
+      <w:r>
+        <w:instrText xml:space="preserve"> SEQ Obr. \* ARABIC \s 1 </w:instrText>
+      </w:r>
+      <w:r>
+        <w:fldChar w:fldCharType="separate"/>
+      </w:r>
+      <w:r>
+        <w:rPr>
+          <w:noProof/>
+        </w:rPr>
+        <w:t>3</w:t>
+      </w:r>
+      <w:r>
+        <w:rPr>
+          <w:noProof/>
+        </w:rPr>
+        <w:fldChar w:fldCharType="end"/>
+      </w:r>
+      <w:r>
+        <w:t xml:space="preserve"> Definice scénáře ve formátu JSON</w:t>
+      </w:r>
+      <w:bookmarkEnd w:id="72"/>
     </w:p>
     <w:p>
       <w:pPr>
         <w:pStyle w:val="Nadpis2"/>
       </w:pPr>
-      <w:bookmarkStart w:id="77" w:name="_Toc225637832"/>
+      <w:bookmarkStart w:id="73" w:name="_Toc225683227"/>
       <w:r>
         <w:t>Uživatelská příručka</w:t>
       </w:r>
-      <w:bookmarkEnd w:id="77"/>
+      <w:bookmarkEnd w:id="73"/>
     </w:p>
     <w:p>
       <w:pPr>
@@ -8542,11 +8802,11 @@
       <w:pPr>
         <w:pStyle w:val="Nadpis2"/>
       </w:pPr>
-      <w:bookmarkStart w:id="78" w:name="_Toc225637833"/>
+      <w:bookmarkStart w:id="74" w:name="_Toc225683228"/>
       <w:r>
         <w:t>Technické požadavky a limity</w:t>
       </w:r>
-      <w:bookmarkEnd w:id="78"/>
+      <w:bookmarkEnd w:id="74"/>
     </w:p>
     <w:p>
       <w:pPr>
@@ -8570,11 +8830,11 @@
       <w:pPr>
         <w:pStyle w:val="Nadpis2"/>
       </w:pPr>
-      <w:bookmarkStart w:id="79" w:name="_Toc225637834"/>
+      <w:bookmarkStart w:id="75" w:name="_Toc225683229"/>
       <w:r>
         <w:t>Limity použitých technologií</w:t>
       </w:r>
-      <w:bookmarkEnd w:id="79"/>
+      <w:bookmarkEnd w:id="75"/>
     </w:p>
     <w:p>
       <w:pPr>
@@ -8617,11 +8877,11 @@
         <w:lastRenderedPageBreak/>
         <w:t xml:space="preserve"> </w:t>
       </w:r>
-      <w:bookmarkStart w:id="80" w:name="_Toc225637835"/>
+      <w:bookmarkStart w:id="76" w:name="_Toc225683230"/>
       <w:r>
         <w:t>Návrh uživatelského rozhraní (UI)</w:t>
       </w:r>
-      <w:bookmarkEnd w:id="80"/>
+      <w:bookmarkEnd w:id="76"/>
     </w:p>
     <w:p>
       <w:pPr>
@@ -8660,11 +8920,11 @@
       <w:r>
         <w:t xml:space="preserve"> </w:t>
       </w:r>
-      <w:bookmarkStart w:id="81" w:name="_Toc225637836"/>
+      <w:bookmarkStart w:id="77" w:name="_Toc225683231"/>
       <w:r>
         <w:t>Zpracování a ošetření chybových stavů</w:t>
       </w:r>
-      <w:bookmarkEnd w:id="81"/>
+      <w:bookmarkEnd w:id="77"/>
     </w:p>
     <w:p>
       <w:pPr>
@@ -8740,33 +9000,65 @@
     </w:p>
     <w:p>
       <w:pPr>
-        <w:pStyle w:val="Titulek"/>
-      </w:pPr>
-      <w:bookmarkStart w:id="82" w:name="_Toc225201244"/>
-      <w:bookmarkStart w:id="83" w:name="_Toc225635498"/>
-      <w:r>
-        <w:t xml:space="preserve">Obrázek </w:t>
-      </w:r>
-      <w:fldSimple w:instr=" SEQ Obrázek \* ARABIC ">
-        <w:r>
-          <w:rPr>
-            <w:noProof/>
-          </w:rPr>
-          <w:t>4</w:t>
-        </w:r>
-      </w:fldSimple>
-      <w:r>
-        <w:t xml:space="preserve">: </w:t>
-      </w:r>
-      <w:r>
-        <w:t xml:space="preserve">Implementace načítání a validace externích dat pomocí bloku </w:t>
+        <w:pStyle w:val="Obrzek"/>
+      </w:pPr>
+      <w:bookmarkStart w:id="78" w:name="_Toc225682962"/>
+      <w:r>
+        <w:t xml:space="preserve">Obr. </w:t>
+      </w:r>
+      <w:r>
+        <w:fldChar w:fldCharType="begin"/>
+      </w:r>
+      <w:r>
+        <w:instrText xml:space="preserve"> STYLEREF 1 \s </w:instrText>
+      </w:r>
+      <w:r>
+        <w:fldChar w:fldCharType="separate"/>
+      </w:r>
+      <w:r>
+        <w:rPr>
+          <w:noProof/>
+        </w:rPr>
+        <w:t>2</w:t>
+      </w:r>
+      <w:r>
+        <w:rPr>
+          <w:noProof/>
+        </w:rPr>
+        <w:fldChar w:fldCharType="end"/>
+      </w:r>
+      <w:r>
+        <w:t>.</w:t>
+      </w:r>
+      <w:r>
+        <w:fldChar w:fldCharType="begin"/>
+      </w:r>
+      <w:r>
+        <w:instrText xml:space="preserve"> SEQ Obr. \* ARABIC \s 1 </w:instrText>
+      </w:r>
+      <w:r>
+        <w:fldChar w:fldCharType="separate"/>
+      </w:r>
+      <w:r>
+        <w:rPr>
+          <w:noProof/>
+        </w:rPr>
+        <w:t>4</w:t>
+      </w:r>
+      <w:r>
+        <w:rPr>
+          <w:noProof/>
+        </w:rPr>
+        <w:fldChar w:fldCharType="end"/>
+      </w:r>
+      <w:r>
+        <w:t xml:space="preserve"> Implementace načítání a validace externích dat pomocí bloku </w:t>
       </w:r>
       <w:proofErr w:type="spellStart"/>
       <w:r>
         <w:t>try-catch</w:t>
       </w:r>
-      <w:bookmarkEnd w:id="82"/>
-      <w:bookmarkEnd w:id="83"/>
+      <w:bookmarkEnd w:id="78"/>
       <w:proofErr w:type="spellEnd"/>
     </w:p>
     <w:p>
@@ -8776,14 +9068,14 @@
       <w:r>
         <w:t xml:space="preserve"> </w:t>
       </w:r>
-      <w:bookmarkStart w:id="84" w:name="_Toc225637837"/>
+      <w:bookmarkStart w:id="79" w:name="_Toc225683232"/>
       <w:r>
         <w:t>Algoritmizace dopravních pře</w:t>
       </w:r>
       <w:r>
         <w:t>dpisů</w:t>
       </w:r>
-      <w:bookmarkEnd w:id="84"/>
+      <w:bookmarkEnd w:id="79"/>
     </w:p>
     <w:p>
       <w:pPr>
@@ -8815,6 +9107,7 @@
     <w:p>
       <w:pPr>
         <w:pStyle w:val="Pokraovn"/>
+        <w:keepNext/>
         <w:jc w:val="left"/>
       </w:pPr>
       <w:r>
@@ -8861,34 +9154,64 @@
     </w:p>
     <w:p>
       <w:pPr>
-        <w:pStyle w:val="Titulek"/>
-      </w:pPr>
-      <w:bookmarkStart w:id="85" w:name="_Toc225200669"/>
-      <w:bookmarkStart w:id="86" w:name="_Toc225201245"/>
-      <w:bookmarkStart w:id="87" w:name="_Toc225635499"/>
-      <w:r>
-        <w:t xml:space="preserve">Obrázek </w:t>
-      </w:r>
-      <w:fldSimple w:instr=" SEQ Obrázek \* ARABIC ">
-        <w:r>
-          <w:rPr>
-            <w:noProof/>
-          </w:rPr>
-          <w:t>5</w:t>
-        </w:r>
-      </w:fldSimple>
-      <w:r>
-        <w:t>:</w:t>
+        <w:pStyle w:val="Obrzek"/>
+      </w:pPr>
+      <w:bookmarkStart w:id="80" w:name="_Toc225682963"/>
+      <w:r>
+        <w:t xml:space="preserve">Obr. </w:t>
+      </w:r>
+      <w:r>
+        <w:fldChar w:fldCharType="begin"/>
+      </w:r>
+      <w:r>
+        <w:instrText xml:space="preserve"> STYLEREF 1 \s </w:instrText>
+      </w:r>
+      <w:r>
+        <w:fldChar w:fldCharType="separate"/>
+      </w:r>
+      <w:r>
+        <w:rPr>
+          <w:noProof/>
+        </w:rPr>
+        <w:t>2</w:t>
+      </w:r>
+      <w:r>
+        <w:rPr>
+          <w:noProof/>
+        </w:rPr>
+        <w:fldChar w:fldCharType="end"/>
+      </w:r>
+      <w:r>
+        <w:t>.</w:t>
+      </w:r>
+      <w:r>
+        <w:fldChar w:fldCharType="begin"/>
+      </w:r>
+      <w:r>
+        <w:instrText xml:space="preserve"> SEQ Obr. \* ARABIC \s 1 </w:instrText>
+      </w:r>
+      <w:r>
+        <w:fldChar w:fldCharType="separate"/>
+      </w:r>
+      <w:r>
+        <w:rPr>
+          <w:noProof/>
+        </w:rPr>
+        <w:t>5</w:t>
+      </w:r>
+      <w:r>
+        <w:rPr>
+          <w:noProof/>
+        </w:rPr>
+        <w:fldChar w:fldCharType="end"/>
       </w:r>
       <w:r>
         <w:t xml:space="preserve"> </w:t>
       </w:r>
       <w:r>
-        <w:t>Ukázka řešení dopravního scénáře v procvičovacím režimu</w:t>
-      </w:r>
-      <w:bookmarkEnd w:id="85"/>
-      <w:bookmarkEnd w:id="86"/>
-      <w:bookmarkEnd w:id="87"/>
+        <w:t>Ukázka řešení dopravního scénáře v procvičovacím režim</w:t>
+      </w:r>
+      <w:bookmarkEnd w:id="80"/>
     </w:p>
     <w:p>
       <w:pPr>
@@ -8897,11 +9220,11 @@
       <w:r>
         <w:t xml:space="preserve"> </w:t>
       </w:r>
-      <w:bookmarkStart w:id="88" w:name="_Toc225637838"/>
+      <w:bookmarkStart w:id="81" w:name="_Toc225683233"/>
       <w:r>
         <w:t>Objektový návrh a architektura</w:t>
       </w:r>
-      <w:bookmarkEnd w:id="88"/>
+      <w:bookmarkEnd w:id="81"/>
     </w:p>
     <w:p>
       <w:pPr>
@@ -8925,11 +9248,11 @@
       <w:r>
         <w:t xml:space="preserve"> </w:t>
       </w:r>
-      <w:bookmarkStart w:id="89" w:name="_Toc225637839"/>
+      <w:bookmarkStart w:id="82" w:name="_Toc225683234"/>
       <w:r>
         <w:t>Systém správy verzí a zálohování</w:t>
       </w:r>
-      <w:bookmarkEnd w:id="89"/>
+      <w:bookmarkEnd w:id="82"/>
     </w:p>
     <w:p>
       <w:pPr>
@@ -8968,11 +9291,11 @@
       <w:r>
         <w:t xml:space="preserve"> </w:t>
       </w:r>
-      <w:bookmarkStart w:id="90" w:name="_Toc225637840"/>
+      <w:bookmarkStart w:id="83" w:name="_Toc225683235"/>
       <w:r>
         <w:t>Interní testování a optimalizace aplikace</w:t>
       </w:r>
-      <w:bookmarkEnd w:id="90"/>
+      <w:bookmarkEnd w:id="83"/>
     </w:p>
     <w:p>
       <w:pPr>
@@ -9039,22 +9362,54 @@
       <w:pPr>
         <w:pStyle w:val="Titulek"/>
       </w:pPr>
-      <w:bookmarkStart w:id="91" w:name="_Toc225200670"/>
-      <w:bookmarkStart w:id="92" w:name="_Toc225201246"/>
-      <w:bookmarkStart w:id="93" w:name="_Toc225635500"/>
-      <w:r>
-        <w:t xml:space="preserve">Obrázek </w:t>
-      </w:r>
-      <w:fldSimple w:instr=" SEQ Obrázek \* ARABIC ">
-        <w:r>
-          <w:rPr>
-            <w:noProof/>
-          </w:rPr>
-          <w:t>6</w:t>
-        </w:r>
-      </w:fldSimple>
-      <w:r>
-        <w:t>:</w:t>
+      <w:bookmarkStart w:id="84" w:name="_Toc225682964"/>
+      <w:r>
+        <w:t xml:space="preserve">Obr. </w:t>
+      </w:r>
+      <w:r>
+        <w:fldChar w:fldCharType="begin"/>
+      </w:r>
+      <w:r>
+        <w:instrText xml:space="preserve"> STYLEREF 1 \s </w:instrText>
+      </w:r>
+      <w:r>
+        <w:fldChar w:fldCharType="separate"/>
+      </w:r>
+      <w:r>
+        <w:rPr>
+          <w:noProof/>
+        </w:rPr>
+        <w:t>2</w:t>
+      </w:r>
+      <w:r>
+        <w:rPr>
+          <w:noProof/>
+        </w:rPr>
+        <w:fldChar w:fldCharType="end"/>
+      </w:r>
+      <w:r>
+        <w:t>.</w:t>
+      </w:r>
+      <w:r>
+        <w:fldChar w:fldCharType="begin"/>
+      </w:r>
+      <w:r>
+        <w:instrText xml:space="preserve"> SEQ Obr. \* ARABIC \s 1 </w:instrText>
+      </w:r>
+      <w:r>
+        <w:fldChar w:fldCharType="separate"/>
+      </w:r>
+      <w:r>
+        <w:rPr>
+          <w:noProof/>
+        </w:rPr>
+        <w:t>6</w:t>
+      </w:r>
+      <w:r>
+        <w:rPr>
+          <w:noProof/>
+        </w:rPr>
+        <w:fldChar w:fldCharType="end"/>
       </w:r>
       <w:r>
         <w:t xml:space="preserve"> </w:t>
@@ -9062,9 +9417,7 @@
       <w:r>
         <w:t>Zobrazení zpětné vazby po správném výběru vozidla</w:t>
       </w:r>
-      <w:bookmarkEnd w:id="91"/>
-      <w:bookmarkEnd w:id="92"/>
-      <w:bookmarkEnd w:id="93"/>
+      <w:bookmarkEnd w:id="84"/>
     </w:p>
     <w:p>
       <w:pPr>
@@ -9074,11 +9427,11 @@
         <w:lastRenderedPageBreak/>
         <w:t xml:space="preserve"> </w:t>
       </w:r>
-      <w:bookmarkStart w:id="94" w:name="_Toc225637841"/>
+      <w:bookmarkStart w:id="85" w:name="_Toc225683236"/>
       <w:r>
         <w:t>Validace a bezpečnost datových vstupů</w:t>
       </w:r>
-      <w:bookmarkEnd w:id="94"/>
+      <w:bookmarkEnd w:id="85"/>
     </w:p>
     <w:p>
       <w:pPr>
@@ -9099,14 +9452,285 @@
       <w:r>
         <w:t xml:space="preserve"> </w:t>
       </w:r>
-      <w:bookmarkStart w:id="95" w:name="_Toc225637842"/>
-      <w:r>
-        <w:t>Překonané vývojové výzvy a úskalí</w:t>
-      </w:r>
-      <w:bookmarkEnd w:id="95"/>
+      <w:bookmarkStart w:id="86" w:name="_Toc225683237"/>
+      <w:r>
+        <w:t>Dynamické načítání a logika náhodného výběru</w:t>
+      </w:r>
+      <w:bookmarkEnd w:id="86"/>
     </w:p>
     <w:p>
       <w:pPr>
+        <w:jc w:val="left"/>
+        <w:rPr>
+          <w:color w:val="auto"/>
+        </w:rPr>
+      </w:pPr>
+      <w:r>
+        <w:t>Aby aplikace plnila svůj primární účel – tedy efektivní a variabilní procvičování – bylo nezbytné zajistit, aby se dopravní scénáře nenačítaly staticky a předvídatelně. Logika programu proto záměrně nevyužívá pevně zakódované (</w:t>
+      </w:r>
+      <w:proofErr w:type="spellStart"/>
+      <w:r>
+        <w:t>hardcoded</w:t>
+      </w:r>
+      <w:proofErr w:type="spellEnd"/>
+      <w:r>
+        <w:t>) absolutní cesty k jednotlivým souborům. Ty by totiž při přenosu zkompilovaného programu na jiný počítač okamžitě přestaly fungovat.</w:t>
+      </w:r>
+    </w:p>
+    <w:p>
+      <w:pPr>
+        <w:jc w:val="left"/>
+      </w:pPr>
+      <w:r>
+        <w:t xml:space="preserve">Namísto toho aplikace využívá vlastnost </w:t>
+      </w:r>
+      <w:proofErr w:type="spellStart"/>
+      <w:proofErr w:type="gramStart"/>
+      <w:r>
+        <w:t>AppDomain.CurrentDomain.BaseDirectory</w:t>
+      </w:r>
+      <w:proofErr w:type="spellEnd"/>
+      <w:proofErr w:type="gramEnd"/>
+      <w:r>
+        <w:t xml:space="preserve">, pomocí které si relativní cestu ke složce </w:t>
+      </w:r>
+      <w:r>
+        <w:t>/</w:t>
+      </w:r>
+      <w:proofErr w:type="spellStart"/>
+      <w:r>
+        <w:t>scenarios</w:t>
+      </w:r>
+      <w:proofErr w:type="spellEnd"/>
+      <w:r>
+        <w:t xml:space="preserve"> a grafickým </w:t>
+      </w:r>
+      <w:proofErr w:type="spellStart"/>
+      <w:r>
+        <w:t>assetům</w:t>
+      </w:r>
+      <w:proofErr w:type="spellEnd"/>
+      <w:r>
+        <w:t xml:space="preserve"> za běhu dynamicky dopočítává. Algoritmus nejprve ověří, zda požadovaná složka na disku skutečně existuje, a pokud ano, načte si do paměti pole všech dostupných konfiguračních souborů s</w:t>
+      </w:r>
+      <w:r>
+        <w:t xml:space="preserve"> </w:t>
+      </w:r>
+      <w:proofErr w:type="gramStart"/>
+      <w:r>
+        <w:t>příponou .</w:t>
+      </w:r>
+      <w:proofErr w:type="spellStart"/>
+      <w:r>
+        <w:t>json</w:t>
+      </w:r>
+      <w:proofErr w:type="spellEnd"/>
+      <w:proofErr w:type="gramEnd"/>
+      <w:r>
+        <w:t>.</w:t>
+      </w:r>
+    </w:p>
+    <w:p>
+      <w:pPr>
+        <w:jc w:val="left"/>
+      </w:pPr>
+      <w:r>
+        <w:t xml:space="preserve">V tento moment vstupuje do hry </w:t>
+      </w:r>
+      <w:proofErr w:type="spellStart"/>
+      <w:r>
+        <w:t>pseudo</w:t>
+      </w:r>
+      <w:proofErr w:type="spellEnd"/>
+      <w:r>
+        <w:t xml:space="preserve">-náhodný generátor čísel (třída </w:t>
+      </w:r>
+      <w:proofErr w:type="spellStart"/>
+      <w:r>
+        <w:t>Random</w:t>
+      </w:r>
+      <w:proofErr w:type="spellEnd"/>
+      <w:r>
+        <w:t xml:space="preserve">). Z připraveného pole souborů je náhodně vybrán jeden konkrétní, jehož textový obsah je následně pomocí třídy </w:t>
+      </w:r>
+      <w:proofErr w:type="spellStart"/>
+      <w:r>
+        <w:t>JsonSerializer</w:t>
+      </w:r>
+      <w:proofErr w:type="spellEnd"/>
+      <w:r>
+        <w:t xml:space="preserve"> </w:t>
+      </w:r>
+      <w:proofErr w:type="spellStart"/>
+      <w:r>
+        <w:t>deserializován</w:t>
+      </w:r>
+      <w:proofErr w:type="spellEnd"/>
+      <w:r>
+        <w:t xml:space="preserve"> a vizualizován na obrazovce. Díky této dynamické implementaci je program absolutně modulární. Pokud se uživatel nebo učitel v budoucnu rozhodne přidat do složky nové křižovatky, není potřeba jakkoliv zasahovat do zdrojového kódu ani aplikaci znovu kompilovat. Algoritmus nové soubory při dalším načítání automaticky detekuje a plynule je zařadí do slosování, čímž je zaručena vysoká variabilita a nekonečná </w:t>
+      </w:r>
+      <w:proofErr w:type="spellStart"/>
+      <w:r>
+        <w:t>znovuhratelnost</w:t>
+      </w:r>
+      <w:proofErr w:type="spellEnd"/>
+      <w:r>
+        <w:t xml:space="preserve"> programu.</w:t>
+      </w:r>
+    </w:p>
+    <w:p>
+      <w:pPr>
+        <w:pStyle w:val="Nadpis2"/>
+      </w:pPr>
+      <w:r>
+        <w:lastRenderedPageBreak/>
+        <w:t xml:space="preserve"> </w:t>
+      </w:r>
+      <w:bookmarkStart w:id="87" w:name="_Toc225683238"/>
+      <w:r>
+        <w:t>Správa oken a uvolňování paměťových prostředků</w:t>
+      </w:r>
+      <w:bookmarkEnd w:id="87"/>
+    </w:p>
+    <w:p>
+      <w:pPr>
+        <w:jc w:val="left"/>
+        <w:rPr>
+          <w:color w:val="auto"/>
+        </w:rPr>
+      </w:pPr>
+      <w:r>
+        <w:t>Architektura aplikace je založena na přepínání mezi několika nezávislými grafickými formuláři (</w:t>
+      </w:r>
+      <w:proofErr w:type="spellStart"/>
+      <w:r>
+        <w:t>MainForm</w:t>
+      </w:r>
+      <w:proofErr w:type="spellEnd"/>
+      <w:r>
+        <w:t xml:space="preserve">, </w:t>
+      </w:r>
+      <w:proofErr w:type="spellStart"/>
+      <w:r>
+        <w:t>LearningForm</w:t>
+      </w:r>
+      <w:proofErr w:type="spellEnd"/>
+      <w:r>
+        <w:t xml:space="preserve">, </w:t>
+      </w:r>
+      <w:proofErr w:type="spellStart"/>
+      <w:r>
+        <w:t>PracticeForm</w:t>
+      </w:r>
+      <w:proofErr w:type="spellEnd"/>
+      <w:r>
+        <w:t>). Při vývoji bylo nutné vyřešit správný životní cyklus těchto oken, aby nedocházelo k takzvaným únikům paměti (</w:t>
+      </w:r>
+      <w:proofErr w:type="spellStart"/>
+      <w:r>
+        <w:t>memory</w:t>
+      </w:r>
+      <w:proofErr w:type="spellEnd"/>
+      <w:r>
+        <w:t xml:space="preserve"> </w:t>
+      </w:r>
+      <w:proofErr w:type="spellStart"/>
+      <w:r>
+        <w:t>leaks</w:t>
+      </w:r>
+      <w:proofErr w:type="spellEnd"/>
+      <w:r>
+        <w:t>) a hromadění skrytých procesů na pozadí operačního systému.</w:t>
+      </w:r>
+    </w:p>
+    <w:p>
+      <w:pPr>
+        <w:jc w:val="left"/>
+      </w:pPr>
+      <w:r>
+        <w:t xml:space="preserve">Pokud by se při každém návratu do hlavního menu vytvářela zcela nová instance formuláře pomocí operátoru </w:t>
+      </w:r>
+      <w:proofErr w:type="spellStart"/>
+      <w:r>
+        <w:t>new</w:t>
+      </w:r>
+      <w:proofErr w:type="spellEnd"/>
+      <w:r>
+        <w:t>,</w:t>
+      </w:r>
+      <w:r>
+        <w:t xml:space="preserve"> paměťová náročnost aplikace by s každým kliknutím neúměrně rostla. Tento problém byl vyřešen využitím událostmi řízeného programování a recyklací již existujících objektů v paměti. Při přechodu do výukového či procvičovacího režimu se hlavní menu pouze skryje pomocí metody </w:t>
+      </w:r>
+      <w:proofErr w:type="spellStart"/>
+      <w:proofErr w:type="gramStart"/>
+      <w:r>
+        <w:t>Hide</w:t>
+      </w:r>
+      <w:proofErr w:type="spellEnd"/>
+      <w:r>
+        <w:t>(</w:t>
+      </w:r>
+      <w:proofErr w:type="gramEnd"/>
+      <w:r>
+        <w:t>),</w:t>
+      </w:r>
+      <w:r>
+        <w:t xml:space="preserve"> čímž zůstane uloženo v paměti, ale nezatěžuje grafické rozhraní. Podřízenému formuláři je následně přiřazena metoda na událost </w:t>
+      </w:r>
+      <w:proofErr w:type="spellStart"/>
+      <w:r>
+        <w:t>FormClosed</w:t>
+      </w:r>
+      <w:proofErr w:type="spellEnd"/>
+      <w:r>
+        <w:t>.</w:t>
+      </w:r>
+      <w:r>
+        <w:t xml:space="preserve"> Jakmile uživatel křižovatku zavře, tato událost se automaticky zachytí a pomocí příkazu </w:t>
+      </w:r>
+      <w:proofErr w:type="spellStart"/>
+      <w:r>
+        <w:t>Application.OpenForms</w:t>
+      </w:r>
+      <w:proofErr w:type="spellEnd"/>
+      <w:r>
+        <w:t>["</w:t>
+      </w:r>
+      <w:proofErr w:type="spellStart"/>
+      <w:r>
+        <w:t>MainForm</w:t>
+      </w:r>
+      <w:proofErr w:type="spellEnd"/>
+      <w:r>
+        <w:t>"</w:t>
+      </w:r>
+      <w:proofErr w:type="gramStart"/>
+      <w:r>
+        <w:t>].Show</w:t>
+      </w:r>
+      <w:proofErr w:type="gramEnd"/>
+      <w:r>
+        <w:t>();</w:t>
+      </w:r>
+      <w:r>
+        <w:t xml:space="preserve"> systém vyhledá původní instanci menu a znovu ji zobrazí. Tímto přístupem je garantováno, že v jeden okamžik běží vždy pouze nezbytné minimum procesů a po ukončení aplikace nezůstávají v operační paměti žádná osiřelá vlákna.</w:t>
+      </w:r>
+    </w:p>
+    <w:p>
+      <w:pPr>
+        <w:pStyle w:val="Nadpis2"/>
+      </w:pPr>
+      <w:r>
+        <w:t xml:space="preserve"> </w:t>
+      </w:r>
+      <w:bookmarkStart w:id="88" w:name="_Toc225683239"/>
+      <w:r>
+        <w:t>Překonané vývojové výzvy a úskalí</w:t>
+      </w:r>
+      <w:bookmarkEnd w:id="88"/>
+    </w:p>
+    <w:p>
+      <w:pPr>
         <w:pStyle w:val="Normlnweb"/>
         <w:spacing w:line="360" w:lineRule="auto"/>
       </w:pPr>
@@ -9161,6 +9785,7 @@
         <w:spacing w:line="360" w:lineRule="auto"/>
       </w:pPr>
       <w:r>
+        <w:lastRenderedPageBreak/>
         <w:t xml:space="preserve">Dalším výrazným zásekem byla správná detekce kliknutí na vozidlo. Jelikož mají textury aut tvar obdélníku a při odbočování se natáčejí, standardní detekce kliknutí do oblasti ovládacího prvku často zaznamenala interakci i v momentě, kdy uživatel klikl na prázdné místo těsně vedle auta. Bylo proto nutné logiku hit-testů zpřesnit a počítat s reálnou pozicí vykresleného objektu na plátně. Tato zkušenost jasně ukázala, že práce s </w:t>
       </w:r>
       <w:proofErr w:type="gramStart"/>
@@ -9177,14 +9802,13 @@
         <w:pStyle w:val="Nadpis2"/>
       </w:pPr>
       <w:r>
-        <w:lastRenderedPageBreak/>
         <w:t xml:space="preserve"> </w:t>
       </w:r>
-      <w:bookmarkStart w:id="96" w:name="_Toc225637843"/>
+      <w:bookmarkStart w:id="89" w:name="_Toc225683240"/>
       <w:r>
         <w:t>Osobní zhodnocení vývojových nástrojů</w:t>
       </w:r>
-      <w:bookmarkEnd w:id="96"/>
+      <w:bookmarkEnd w:id="89"/>
     </w:p>
     <w:p>
       <w:pPr>
@@ -9260,11 +9884,11 @@
       <w:r>
         <w:t xml:space="preserve"> </w:t>
       </w:r>
-      <w:bookmarkStart w:id="97" w:name="_Toc225637844"/>
+      <w:bookmarkStart w:id="90" w:name="_Toc225683241"/>
       <w:r>
         <w:t>Možnosti budoucího rozvoje aplikace</w:t>
       </w:r>
-      <w:bookmarkEnd w:id="97"/>
+      <w:bookmarkEnd w:id="90"/>
     </w:p>
     <w:p>
       <w:pPr>
@@ -9279,7 +9903,11 @@
       </w:r>
       <w:proofErr w:type="spellEnd"/>
       <w:r>
-        <w:t xml:space="preserve"> efektů), kdy by se vozidlo po najetí kurzoru myši barevně zvýraznilo. Dále by se procvičovací režim dal obohatit o zvukovou zpětnou vazbu, zahrnující potvrzující tón při správném výběru a varovný zvuk při označení nesprávného vozidla.</w:t>
+        <w:t xml:space="preserve"> efektů), kdy by se vozidlo po najetí kurzoru myši barevně zvýraznilo. Dále by se procvičovací režim dal obohatit o zvukovou </w:t>
+      </w:r>
+      <w:r>
+        <w:lastRenderedPageBreak/>
+        <w:t>zpětnou vazbu, zahrnující potvrzující tón při správném výběru a varovný zvuk při označení nesprávného vozidla.</w:t>
       </w:r>
     </w:p>
     <w:p>
@@ -9287,23 +9915,19 @@
         <w:jc w:val="left"/>
       </w:pPr>
       <w:r>
-        <w:t xml:space="preserve">Z funkčního hlediska by představovalo největší inovaci vytvoření integrovaného vizuálního editoru křižovatek. Instruktoři v autoškolách by tím získali možnost graficky rozmisťovat vozidla a dopravní značky přímo na herní ploše, přičemž systém by na pozadí automaticky generoval odpovídající JSON soubory. Aplikace by </w:t>
-      </w:r>
-      <w:r>
-        <w:lastRenderedPageBreak/>
-        <w:t>se tak stala plně nezávislým nástrojem, nevyžadujícím od uživatele jakoukoliv znalost syntaxe konfiguračních souborů.</w:t>
+        <w:t>Z funkčního hlediska by představovalo největší inovaci vytvoření integrovaného vizuálního editoru křižovatek. Instruktoři v autoškolách by tím získali možnost graficky rozmisťovat vozidla a dopravní značky přímo na herní ploše, přičemž systém by na pozadí automaticky generoval odpovídající JSON soubory. Aplikace by se tak stala plně nezávislým nástrojem, nevyžadujícím od uživatele jakoukoliv znalost syntaxe konfiguračních souborů.</w:t>
       </w:r>
     </w:p>
     <w:p>
       <w:pPr>
         <w:pStyle w:val="uvodzaver"/>
       </w:pPr>
-      <w:bookmarkStart w:id="98" w:name="_Toc225637845"/>
+      <w:bookmarkStart w:id="91" w:name="_Toc225683242"/>
       <w:r>
         <w:lastRenderedPageBreak/>
         <w:t>Závěr</w:t>
       </w:r>
-      <w:bookmarkEnd w:id="98"/>
+      <w:bookmarkEnd w:id="91"/>
     </w:p>
     <w:p>
       <w:pPr>
@@ -9355,18 +9979,18 @@
       <w:pPr>
         <w:pStyle w:val="uvodzaver"/>
       </w:pPr>
-      <w:bookmarkStart w:id="99" w:name="_Toc225637846"/>
+      <w:bookmarkStart w:id="92" w:name="_Toc225683243"/>
       <w:r>
         <w:lastRenderedPageBreak/>
         <w:t>Seznam použitých zdrojů</w:t>
       </w:r>
-      <w:bookmarkEnd w:id="99"/>
+      <w:bookmarkEnd w:id="92"/>
     </w:p>
     <w:p>
       <w:pPr>
         <w:pStyle w:val="Seznampouitliteratury"/>
       </w:pPr>
-      <w:bookmarkStart w:id="100" w:name="_Ref225535156"/>
+      <w:bookmarkStart w:id="93" w:name="_Ref225535156"/>
       <w:r>
         <w:t xml:space="preserve">MICROSOFT. </w:t>
       </w:r>
@@ -9410,13 +10034,13 @@
       <w:r>
         <w:t>.</w:t>
       </w:r>
-      <w:bookmarkEnd w:id="100"/>
+      <w:bookmarkEnd w:id="93"/>
     </w:p>
     <w:p>
       <w:pPr>
         <w:pStyle w:val="Seznampouitliteratury"/>
       </w:pPr>
-      <w:bookmarkStart w:id="101" w:name="_Ref225536355"/>
+      <w:bookmarkStart w:id="94" w:name="_Ref225536355"/>
       <w:r>
         <w:t xml:space="preserve">MICROSOFT. </w:t>
       </w:r>
@@ -9477,13 +10101,13 @@
       <w:r>
         <w:t>.</w:t>
       </w:r>
-      <w:bookmarkEnd w:id="101"/>
+      <w:bookmarkEnd w:id="94"/>
     </w:p>
     <w:p>
       <w:pPr>
         <w:pStyle w:val="Seznampouitliteratury"/>
       </w:pPr>
-      <w:bookmarkStart w:id="102" w:name="_Ref225537089"/>
+      <w:bookmarkStart w:id="95" w:name="_Ref225537089"/>
       <w:r>
         <w:t xml:space="preserve">MICROSOFT. </w:t>
       </w:r>
@@ -9563,13 +10187,13 @@
       <w:r>
         <w:t>].</w:t>
       </w:r>
-      <w:bookmarkEnd w:id="102"/>
+      <w:bookmarkEnd w:id="95"/>
     </w:p>
     <w:p>
       <w:pPr>
         <w:pStyle w:val="Seznampouitliteratury"/>
       </w:pPr>
-      <w:bookmarkStart w:id="103" w:name="_Ref225537654"/>
+      <w:bookmarkStart w:id="96" w:name="_Ref225537654"/>
       <w:r>
         <w:t xml:space="preserve">MICROSOFT. </w:t>
       </w:r>
@@ -9603,7 +10227,23 @@
           <w:i/>
           <w:iCs/>
         </w:rPr>
-        <w:t xml:space="preserve"> Graphics </w:t>
+        <w:t xml:space="preserve"> </w:t>
+      </w:r>
+      <w:proofErr w:type="spellStart"/>
+      <w:r>
+        <w:rPr>
+          <w:i/>
+          <w:iCs/>
+        </w:rPr>
+        <w:t>Graphics</w:t>
+      </w:r>
+      <w:proofErr w:type="spellEnd"/>
+      <w:r>
+        <w:rPr>
+          <w:i/>
+          <w:iCs/>
+        </w:rPr>
+        <w:t xml:space="preserve"> </w:t>
       </w:r>
       <w:proofErr w:type="spellStart"/>
       <w:r>
@@ -9713,13 +10353,13 @@
       <w:r>
         <w:t>].</w:t>
       </w:r>
-      <w:bookmarkEnd w:id="103"/>
+      <w:bookmarkEnd w:id="96"/>
     </w:p>
     <w:p>
       <w:pPr>
         <w:pStyle w:val="Seznampouitliteratury"/>
       </w:pPr>
-      <w:bookmarkStart w:id="104" w:name="_Ref225538017"/>
+      <w:bookmarkStart w:id="97" w:name="_Ref225538017"/>
       <w:r>
         <w:t xml:space="preserve">MICROSOFT. </w:t>
       </w:r>
@@ -9799,13 +10439,13 @@
       <w:r>
         <w:t>.</w:t>
       </w:r>
-      <w:bookmarkEnd w:id="104"/>
+      <w:bookmarkEnd w:id="97"/>
     </w:p>
     <w:p>
       <w:pPr>
         <w:pStyle w:val="Seznampouitliteratury"/>
       </w:pPr>
-      <w:bookmarkStart w:id="105" w:name="_Ref225538478"/>
+      <w:bookmarkStart w:id="98" w:name="_Ref225538478"/>
       <w:r>
         <w:t xml:space="preserve">ČESKO. </w:t>
       </w:r>
@@ -9832,13 +10472,13 @@
       <w:r>
         <w:t>. [cit. 2026-03-27].</w:t>
       </w:r>
-      <w:bookmarkEnd w:id="105"/>
+      <w:bookmarkEnd w:id="98"/>
     </w:p>
     <w:p>
       <w:pPr>
         <w:pStyle w:val="Seznampouitliteratury"/>
       </w:pPr>
-      <w:bookmarkStart w:id="106" w:name="_Ref225538729"/>
+      <w:bookmarkStart w:id="99" w:name="_Ref225538729"/>
       <w:bookmarkEnd w:id="1"/>
       <w:r>
         <w:t xml:space="preserve">MICROSOFT. </w:t>
@@ -9875,13 +10515,13 @@
       <w:r>
         <w:t>. [cit. 2026-03-27].</w:t>
       </w:r>
-      <w:bookmarkEnd w:id="106"/>
+      <w:bookmarkEnd w:id="99"/>
     </w:p>
     <w:p>
       <w:pPr>
         <w:pStyle w:val="Seznampouitliteratury"/>
       </w:pPr>
-      <w:bookmarkStart w:id="107" w:name="_Ref225538736"/>
+      <w:bookmarkStart w:id="100" w:name="_Ref225538736"/>
       <w:r>
         <w:t xml:space="preserve">MICROSOFT. </w:t>
       </w:r>
@@ -9955,13 +10595,13 @@
       <w:r>
         <w:t>].</w:t>
       </w:r>
-      <w:bookmarkEnd w:id="107"/>
+      <w:bookmarkEnd w:id="100"/>
     </w:p>
     <w:p>
       <w:pPr>
         <w:pStyle w:val="Seznampouitliteratury"/>
       </w:pPr>
-      <w:bookmarkStart w:id="108" w:name="_Ref225538940"/>
+      <w:bookmarkStart w:id="101" w:name="_Ref225538940"/>
       <w:r>
         <w:t>GITHUB</w:t>
       </w:r>
@@ -10009,7 +10649,7 @@
       <w:r>
         <w:t>.</w:t>
       </w:r>
-      <w:bookmarkEnd w:id="108"/>
+      <w:bookmarkEnd w:id="101"/>
       <w:r>
         <w:br w:type="page"/>
       </w:r>
@@ -10018,7 +10658,7 @@
       <w:pPr>
         <w:pStyle w:val="uvodzaver"/>
       </w:pPr>
-      <w:bookmarkStart w:id="109" w:name="_Toc225637847"/>
+      <w:bookmarkStart w:id="102" w:name="_Toc225683244"/>
       <w:r>
         <w:lastRenderedPageBreak/>
         <w:t xml:space="preserve">Seznam </w:t>
@@ -10026,250 +10666,416 @@
       <w:r>
         <w:t>použitých symbolů a zkratek</w:t>
       </w:r>
-      <w:bookmarkEnd w:id="109"/>
+      <w:bookmarkEnd w:id="102"/>
     </w:p>
-    <w:p>
-      <w:pPr>
-        <w:jc w:val="left"/>
-      </w:pPr>
-      <w:proofErr w:type="gramStart"/>
-      <w:r>
-        <w:t>2D</w:t>
-      </w:r>
-      <w:proofErr w:type="gramEnd"/>
-      <w:r>
-        <w:t xml:space="preserve"> – Dvourozměrný (prostor nebo grafika)</w:t>
-      </w:r>
-    </w:p>
-    <w:p>
-      <w:pPr>
-        <w:jc w:val="left"/>
-      </w:pPr>
-      <w:r>
-        <w:t xml:space="preserve">API – </w:t>
-      </w:r>
-      <w:proofErr w:type="spellStart"/>
-      <w:r>
-        <w:t>Application</w:t>
-      </w:r>
-      <w:proofErr w:type="spellEnd"/>
-      <w:r>
-        <w:t xml:space="preserve"> </w:t>
-      </w:r>
-      <w:proofErr w:type="spellStart"/>
-      <w:r>
-        <w:t>Programming</w:t>
-      </w:r>
-      <w:proofErr w:type="spellEnd"/>
-      <w:r>
-        <w:t xml:space="preserve"> Interface (rozhraní pro programování aplikací)</w:t>
-      </w:r>
-    </w:p>
-    <w:p>
-      <w:pPr>
-        <w:jc w:val="left"/>
-      </w:pPr>
-      <w:r>
-        <w:t xml:space="preserve">GDI+ – Graphics </w:t>
-      </w:r>
-      <w:proofErr w:type="spellStart"/>
-      <w:r>
-        <w:t>Device</w:t>
-      </w:r>
-      <w:proofErr w:type="spellEnd"/>
-      <w:r>
-        <w:t xml:space="preserve"> Interface (rozhraní pro počítačovou grafiku)</w:t>
-      </w:r>
-    </w:p>
-    <w:p>
-      <w:pPr>
-        <w:jc w:val="left"/>
-      </w:pPr>
-      <w:r>
-        <w:t xml:space="preserve">GUI – </w:t>
-      </w:r>
-      <w:proofErr w:type="spellStart"/>
-      <w:r>
-        <w:t>Graphical</w:t>
-      </w:r>
-      <w:proofErr w:type="spellEnd"/>
-      <w:r>
-        <w:t xml:space="preserve"> User Interface (grafické uživatelské rozhraní)</w:t>
-      </w:r>
-    </w:p>
-    <w:p>
-      <w:pPr>
-        <w:jc w:val="left"/>
-      </w:pPr>
-      <w:r>
-        <w:t xml:space="preserve">IDE – </w:t>
-      </w:r>
-      <w:proofErr w:type="spellStart"/>
-      <w:r>
-        <w:t>Integrated</w:t>
-      </w:r>
-      <w:proofErr w:type="spellEnd"/>
-      <w:r>
-        <w:t xml:space="preserve"> Development Environment (integrované vývojové prostředí)</w:t>
-      </w:r>
-    </w:p>
-    <w:p>
-      <w:pPr>
-        <w:jc w:val="left"/>
-      </w:pPr>
-      <w:r>
-        <w:t>IT – Informační technologie</w:t>
-      </w:r>
-    </w:p>
-    <w:p>
-      <w:pPr>
-        <w:jc w:val="left"/>
-      </w:pPr>
-      <w:r>
-        <w:t xml:space="preserve">JSON – JavaScript </w:t>
-      </w:r>
-      <w:proofErr w:type="spellStart"/>
-      <w:r>
-        <w:t>Object</w:t>
-      </w:r>
-      <w:proofErr w:type="spellEnd"/>
-      <w:r>
-        <w:t xml:space="preserve"> </w:t>
-      </w:r>
-      <w:proofErr w:type="spellStart"/>
-      <w:r>
-        <w:t>Notation</w:t>
-      </w:r>
-      <w:proofErr w:type="spellEnd"/>
-      <w:r>
-        <w:t xml:space="preserve"> (textový formát pro výměnu dat)</w:t>
-      </w:r>
-    </w:p>
-    <w:p>
-      <w:pPr>
-        <w:jc w:val="left"/>
-      </w:pPr>
-      <w:r>
-        <w:t xml:space="preserve">LERP – </w:t>
-      </w:r>
-      <w:proofErr w:type="spellStart"/>
-      <w:r>
-        <w:t>Linear</w:t>
-      </w:r>
-      <w:proofErr w:type="spellEnd"/>
-      <w:r>
-        <w:t xml:space="preserve"> </w:t>
-      </w:r>
-      <w:proofErr w:type="spellStart"/>
-      <w:r>
-        <w:t>Interpolation</w:t>
-      </w:r>
-      <w:proofErr w:type="spellEnd"/>
-      <w:r>
-        <w:t xml:space="preserve"> (lineární interpolace)</w:t>
-      </w:r>
-    </w:p>
-    <w:p>
-      <w:pPr>
-        <w:jc w:val="left"/>
-      </w:pPr>
-      <w:r>
-        <w:t>MB – Megabyte (jednotka kapacity paměti)</w:t>
-      </w:r>
-    </w:p>
-    <w:p>
-      <w:pPr>
-        <w:jc w:val="left"/>
-      </w:pPr>
-      <w:r>
-        <w:t>OOP – Objektově orientované programování</w:t>
-      </w:r>
-    </w:p>
-    <w:p>
-      <w:pPr>
-        <w:jc w:val="left"/>
-      </w:pPr>
-      <w:r>
-        <w:t xml:space="preserve">RAM – </w:t>
-      </w:r>
-      <w:proofErr w:type="spellStart"/>
-      <w:r>
-        <w:t>Random</w:t>
-      </w:r>
-      <w:proofErr w:type="spellEnd"/>
-      <w:r>
-        <w:t xml:space="preserve"> Access </w:t>
-      </w:r>
-      <w:proofErr w:type="spellStart"/>
-      <w:r>
-        <w:t>Memory</w:t>
-      </w:r>
-      <w:proofErr w:type="spellEnd"/>
-      <w:r>
-        <w:t xml:space="preserve"> (operační paměť)</w:t>
-      </w:r>
-    </w:p>
-    <w:p>
-      <w:pPr>
-        <w:jc w:val="left"/>
-      </w:pPr>
-      <w:r>
-        <w:t>UI – User Interface (uživatelské rozhraní)</w:t>
-      </w:r>
-    </w:p>
-    <w:p>
-      <w:pPr>
-        <w:jc w:val="left"/>
-      </w:pPr>
-      <w:r>
-        <w:t>UX – User Experience (uživatelská zkušenost)</w:t>
-      </w:r>
-    </w:p>
-    <w:p>
-      <w:pPr>
-        <w:jc w:val="left"/>
-      </w:pPr>
-      <w:proofErr w:type="spellStart"/>
-      <w:r>
-        <w:t>WinForms</w:t>
-      </w:r>
-      <w:proofErr w:type="spellEnd"/>
-      <w:r>
-        <w:t xml:space="preserve"> – Windows </w:t>
-      </w:r>
-      <w:proofErr w:type="spellStart"/>
-      <w:r>
-        <w:t>Forms</w:t>
-      </w:r>
-      <w:proofErr w:type="spellEnd"/>
-      <w:r>
-        <w:t xml:space="preserve"> (grafická knihovna)</w:t>
-      </w:r>
-    </w:p>
-    <w:p>
-      <w:pPr>
-        <w:jc w:val="left"/>
-      </w:pPr>
-      <w:r>
-        <w:t xml:space="preserve">WPF – Windows </w:t>
-      </w:r>
-      <w:proofErr w:type="spellStart"/>
-      <w:r>
-        <w:t>Presentation</w:t>
-      </w:r>
-      <w:proofErr w:type="spellEnd"/>
-      <w:r>
-        <w:t xml:space="preserve"> </w:t>
-      </w:r>
-      <w:proofErr w:type="spellStart"/>
-      <w:r>
-        <w:t>Foundation</w:t>
-      </w:r>
-      <w:proofErr w:type="spellEnd"/>
-      <w:r>
-        <w:t xml:space="preserve"> (grafický subsystém)</w:t>
-      </w:r>
-    </w:p>
+    <w:tbl>
+      <w:tblPr>
+        <w:tblStyle w:val="Mkatabulky"/>
+        <w:tblW w:w="8298" w:type="dxa"/>
+        <w:tblInd w:w="0" w:type="dxa"/>
+        <w:tblLook w:val="04A0" w:firstRow="1" w:lastRow="0" w:firstColumn="1" w:lastColumn="0" w:noHBand="0" w:noVBand="1"/>
+      </w:tblPr>
+      <w:tblGrid>
+        <w:gridCol w:w="4149"/>
+        <w:gridCol w:w="4149"/>
+      </w:tblGrid>
+      <w:tr>
+        <w:trPr>
+          <w:trHeight w:val="1037"/>
+        </w:trPr>
+        <w:tc>
+          <w:tcPr>
+            <w:tcW w:w="4149" w:type="dxa"/>
+          </w:tcPr>
+          <w:p>
+            <w:pPr>
+              <w:jc w:val="left"/>
+            </w:pPr>
+            <w:r>
+              <w:t>API</w:t>
+            </w:r>
+          </w:p>
+        </w:tc>
+        <w:tc>
+          <w:tcPr>
+            <w:tcW w:w="4149" w:type="dxa"/>
+          </w:tcPr>
+          <w:p>
+            <w:pPr>
+              <w:jc w:val="left"/>
+            </w:pPr>
+            <w:proofErr w:type="spellStart"/>
+            <w:r>
+              <w:t>Application</w:t>
+            </w:r>
+            <w:proofErr w:type="spellEnd"/>
+            <w:r>
+              <w:t xml:space="preserve"> </w:t>
+            </w:r>
+            <w:proofErr w:type="spellStart"/>
+            <w:r>
+              <w:t>Programming</w:t>
+            </w:r>
+            <w:proofErr w:type="spellEnd"/>
+            <w:r>
+              <w:t xml:space="preserve"> Interface (rozhraní pro programování aplikací)</w:t>
+            </w:r>
+          </w:p>
+        </w:tc>
+      </w:tr>
+      <w:tr>
+        <w:trPr>
+          <w:trHeight w:val="1037"/>
+        </w:trPr>
+        <w:tc>
+          <w:tcPr>
+            <w:tcW w:w="4149" w:type="dxa"/>
+          </w:tcPr>
+          <w:p>
+            <w:pPr>
+              <w:jc w:val="left"/>
+            </w:pPr>
+            <w:r>
+              <w:t>GDI+</w:t>
+            </w:r>
+          </w:p>
+        </w:tc>
+        <w:tc>
+          <w:tcPr>
+            <w:tcW w:w="4149" w:type="dxa"/>
+          </w:tcPr>
+          <w:p>
+            <w:pPr>
+              <w:jc w:val="left"/>
+            </w:pPr>
+            <w:proofErr w:type="spellStart"/>
+            <w:r>
+              <w:t>Graphics</w:t>
+            </w:r>
+            <w:proofErr w:type="spellEnd"/>
+            <w:r>
+              <w:t xml:space="preserve"> </w:t>
+            </w:r>
+            <w:proofErr w:type="spellStart"/>
+            <w:r>
+              <w:t>Device</w:t>
+            </w:r>
+            <w:proofErr w:type="spellEnd"/>
+            <w:r>
+              <w:t xml:space="preserve"> Interface (rozhraní pro počítačovou grafiku)</w:t>
+            </w:r>
+          </w:p>
+        </w:tc>
+      </w:tr>
+      <w:tr>
+        <w:trPr>
+          <w:trHeight w:val="1022"/>
+        </w:trPr>
+        <w:tc>
+          <w:tcPr>
+            <w:tcW w:w="4149" w:type="dxa"/>
+          </w:tcPr>
+          <w:p>
+            <w:pPr>
+              <w:jc w:val="left"/>
+            </w:pPr>
+            <w:r>
+              <w:t>GUI</w:t>
+            </w:r>
+          </w:p>
+        </w:tc>
+        <w:tc>
+          <w:tcPr>
+            <w:tcW w:w="4149" w:type="dxa"/>
+          </w:tcPr>
+          <w:p>
+            <w:pPr>
+              <w:jc w:val="left"/>
+            </w:pPr>
+            <w:proofErr w:type="spellStart"/>
+            <w:r>
+              <w:t>Graphical</w:t>
+            </w:r>
+            <w:proofErr w:type="spellEnd"/>
+            <w:r>
+              <w:t xml:space="preserve"> User Interface (grafické uživatelské rozhraní)</w:t>
+            </w:r>
+          </w:p>
+        </w:tc>
+      </w:tr>
+      <w:tr>
+        <w:trPr>
+          <w:trHeight w:val="1446"/>
+        </w:trPr>
+        <w:tc>
+          <w:tcPr>
+            <w:tcW w:w="4149" w:type="dxa"/>
+          </w:tcPr>
+          <w:p>
+            <w:pPr>
+              <w:jc w:val="left"/>
+            </w:pPr>
+            <w:r>
+              <w:t>IDE</w:t>
+            </w:r>
+          </w:p>
+        </w:tc>
+        <w:tc>
+          <w:tcPr>
+            <w:tcW w:w="4149" w:type="dxa"/>
+          </w:tcPr>
+          <w:p>
+            <w:pPr>
+              <w:jc w:val="left"/>
+            </w:pPr>
+            <w:proofErr w:type="spellStart"/>
+            <w:r>
+              <w:t>Integrated</w:t>
+            </w:r>
+            <w:proofErr w:type="spellEnd"/>
+            <w:r>
+              <w:t xml:space="preserve"> Development Environment (integrované vývojové prostředí)</w:t>
+            </w:r>
+          </w:p>
+        </w:tc>
+      </w:tr>
+      <w:tr>
+        <w:trPr>
+          <w:trHeight w:val="1548"/>
+        </w:trPr>
+        <w:tc>
+          <w:tcPr>
+            <w:tcW w:w="4149" w:type="dxa"/>
+          </w:tcPr>
+          <w:p>
+            <w:pPr>
+              <w:jc w:val="left"/>
+            </w:pPr>
+            <w:r>
+              <w:t>JSON</w:t>
+            </w:r>
+          </w:p>
+        </w:tc>
+        <w:tc>
+          <w:tcPr>
+            <w:tcW w:w="4149" w:type="dxa"/>
+          </w:tcPr>
+          <w:p>
+            <w:pPr>
+              <w:jc w:val="left"/>
+            </w:pPr>
+            <w:r>
+              <w:t xml:space="preserve">– JavaScript </w:t>
+            </w:r>
+            <w:proofErr w:type="spellStart"/>
+            <w:r>
+              <w:t>Object</w:t>
+            </w:r>
+            <w:proofErr w:type="spellEnd"/>
+            <w:r>
+              <w:t xml:space="preserve"> </w:t>
+            </w:r>
+            <w:proofErr w:type="spellStart"/>
+            <w:r>
+              <w:t>Notation</w:t>
+            </w:r>
+            <w:proofErr w:type="spellEnd"/>
+            <w:r>
+              <w:t xml:space="preserve"> (textový formát pro výměnu dat)</w:t>
+            </w:r>
+          </w:p>
+          <w:p>
+            <w:pPr>
+              <w:jc w:val="left"/>
+            </w:pPr>
+          </w:p>
+        </w:tc>
+      </w:tr>
+      <w:tr>
+        <w:trPr>
+          <w:trHeight w:val="1037"/>
+        </w:trPr>
+        <w:tc>
+          <w:tcPr>
+            <w:tcW w:w="4149" w:type="dxa"/>
+          </w:tcPr>
+          <w:p>
+            <w:pPr>
+              <w:jc w:val="left"/>
+            </w:pPr>
+            <w:r>
+              <w:t>LERP</w:t>
+            </w:r>
+          </w:p>
+        </w:tc>
+        <w:tc>
+          <w:tcPr>
+            <w:tcW w:w="4149" w:type="dxa"/>
+          </w:tcPr>
+          <w:p>
+            <w:pPr>
+              <w:jc w:val="left"/>
+            </w:pPr>
+            <w:proofErr w:type="spellStart"/>
+            <w:r>
+              <w:t>Linear</w:t>
+            </w:r>
+            <w:proofErr w:type="spellEnd"/>
+            <w:r>
+              <w:t xml:space="preserve"> </w:t>
+            </w:r>
+            <w:proofErr w:type="spellStart"/>
+            <w:r>
+              <w:t>Interpolation</w:t>
+            </w:r>
+            <w:proofErr w:type="spellEnd"/>
+            <w:r>
+              <w:t xml:space="preserve"> (lineární interpolace)</w:t>
+            </w:r>
+          </w:p>
+        </w:tc>
+      </w:tr>
+      <w:tr>
+        <w:trPr>
+          <w:trHeight w:val="1037"/>
+        </w:trPr>
+        <w:tc>
+          <w:tcPr>
+            <w:tcW w:w="4149" w:type="dxa"/>
+          </w:tcPr>
+          <w:p>
+            <w:pPr>
+              <w:jc w:val="left"/>
+            </w:pPr>
+            <w:r>
+              <w:t>OOP</w:t>
+            </w:r>
+          </w:p>
+        </w:tc>
+        <w:tc>
+          <w:tcPr>
+            <w:tcW w:w="4149" w:type="dxa"/>
+          </w:tcPr>
+          <w:p>
+            <w:pPr>
+              <w:jc w:val="left"/>
+            </w:pPr>
+            <w:r>
+              <w:t>Objektově orientované programování</w:t>
+            </w:r>
+          </w:p>
+        </w:tc>
+      </w:tr>
+      <w:tr>
+        <w:trPr>
+          <w:trHeight w:val="1037"/>
+        </w:trPr>
+        <w:tc>
+          <w:tcPr>
+            <w:tcW w:w="4149" w:type="dxa"/>
+          </w:tcPr>
+          <w:p>
+            <w:pPr>
+              <w:jc w:val="left"/>
+            </w:pPr>
+            <w:r>
+              <w:t>UI</w:t>
+            </w:r>
+          </w:p>
+        </w:tc>
+        <w:tc>
+          <w:tcPr>
+            <w:tcW w:w="4149" w:type="dxa"/>
+          </w:tcPr>
+          <w:p>
+            <w:pPr>
+              <w:jc w:val="left"/>
+            </w:pPr>
+            <w:r>
+              <w:t>User Interface (uživatelské rozhraní)</w:t>
+            </w:r>
+          </w:p>
+        </w:tc>
+      </w:tr>
+      <w:tr>
+        <w:trPr>
+          <w:trHeight w:val="1037"/>
+        </w:trPr>
+        <w:tc>
+          <w:tcPr>
+            <w:tcW w:w="4149" w:type="dxa"/>
+          </w:tcPr>
+          <w:p>
+            <w:pPr>
+              <w:jc w:val="left"/>
+            </w:pPr>
+            <w:r>
+              <w:t>UX</w:t>
+            </w:r>
+          </w:p>
+        </w:tc>
+        <w:tc>
+          <w:tcPr>
+            <w:tcW w:w="4149" w:type="dxa"/>
+          </w:tcPr>
+          <w:p>
+            <w:pPr>
+              <w:jc w:val="left"/>
+            </w:pPr>
+            <w:r>
+              <w:t>User Experience (uživatelská zkušenost)</w:t>
+            </w:r>
+          </w:p>
+        </w:tc>
+      </w:tr>
+      <w:tr>
+        <w:trPr>
+          <w:trHeight w:val="1022"/>
+        </w:trPr>
+        <w:tc>
+          <w:tcPr>
+            <w:tcW w:w="4149" w:type="dxa"/>
+          </w:tcPr>
+          <w:p>
+            <w:pPr>
+              <w:jc w:val="left"/>
+            </w:pPr>
+            <w:r>
+              <w:t>WPF</w:t>
+            </w:r>
+          </w:p>
+        </w:tc>
+        <w:tc>
+          <w:tcPr>
+            <w:tcW w:w="4149" w:type="dxa"/>
+          </w:tcPr>
+          <w:p>
+            <w:pPr>
+              <w:jc w:val="left"/>
+            </w:pPr>
+            <w:r>
+              <w:t xml:space="preserve">Windows </w:t>
+            </w:r>
+            <w:proofErr w:type="spellStart"/>
+            <w:r>
+              <w:t>Presentation</w:t>
+            </w:r>
+            <w:proofErr w:type="spellEnd"/>
+            <w:r>
+              <w:t xml:space="preserve"> </w:t>
+            </w:r>
+            <w:proofErr w:type="spellStart"/>
+            <w:r>
+              <w:t>Foundation</w:t>
+            </w:r>
+            <w:proofErr w:type="spellEnd"/>
+            <w:r>
+              <w:t xml:space="preserve"> (grafický subsystém)</w:t>
+            </w:r>
+          </w:p>
+        </w:tc>
+      </w:tr>
+    </w:tbl>
     <w:p>
       <w:pPr>
         <w:spacing w:before="0" w:after="160" w:line="259" w:lineRule="auto"/>
@@ -10281,15 +11087,12 @@
           <w:szCs w:val="24"/>
         </w:rPr>
       </w:pPr>
-      <w:r>
-        <w:br w:type="page"/>
-      </w:r>
     </w:p>
     <w:p>
       <w:pPr>
         <w:pStyle w:val="uvodzaver"/>
       </w:pPr>
-      <w:bookmarkStart w:id="110" w:name="_Toc225637848"/>
+      <w:bookmarkStart w:id="103" w:name="_Toc225683245"/>
       <w:r>
         <w:lastRenderedPageBreak/>
         <w:t xml:space="preserve">Seznam </w:t>
@@ -10297,7 +11100,7 @@
       <w:r>
         <w:t>obrázků</w:t>
       </w:r>
-      <w:bookmarkEnd w:id="110"/>
+      <w:bookmarkEnd w:id="103"/>
     </w:p>
     <w:p>
       <w:pPr>
@@ -10319,18 +11122,18 @@
         <w:fldChar w:fldCharType="begin"/>
       </w:r>
       <w:r>
-        <w:instrText xml:space="preserve"> TOC \h \z \c "Obrázek" </w:instrText>
+        <w:instrText xml:space="preserve"> TOC \h \z \c "Obr." </w:instrText>
       </w:r>
       <w:r>
         <w:fldChar w:fldCharType="separate"/>
       </w:r>
-      <w:hyperlink w:anchor="_Toc225635495" w:history="1">
+      <w:hyperlink w:anchor="_Toc225682959" w:history="1">
         <w:r>
           <w:rPr>
             <w:rStyle w:val="Hypertextovodkaz"/>
             <w:noProof/>
           </w:rPr>
-          <w:t>Obrázek 1: Vzhled hlavního menu aplikace</w:t>
+          <w:t>Obr. 2.1 Vzhled hlavního menu aplikace</w:t>
         </w:r>
         <w:r>
           <w:rPr>
@@ -10351,7 +11154,7 @@
             <w:noProof/>
             <w:webHidden/>
           </w:rPr>
-          <w:instrText xml:space="preserve"> PAGEREF _Toc225635495 \h </w:instrText>
+          <w:instrText xml:space="preserve"> PAGEREF _Toc225682959 \h </w:instrText>
         </w:r>
         <w:r>
           <w:rPr>
@@ -10398,13 +11201,13 @@
           <w14:ligatures w14:val="standardContextual"/>
         </w:rPr>
       </w:pPr>
-      <w:hyperlink w:anchor="_Toc225635496" w:history="1">
+      <w:hyperlink w:anchor="_Toc225682960" w:history="1">
         <w:r>
           <w:rPr>
             <w:rStyle w:val="Hypertextovodkaz"/>
             <w:noProof/>
           </w:rPr>
-          <w:t>Obrázek 2: Vzorec Lerp</w:t>
+          <w:t>Obr. 2.2 Vzorec Lerp</w:t>
         </w:r>
         <w:r>
           <w:rPr>
@@ -10425,7 +11228,7 @@
             <w:noProof/>
             <w:webHidden/>
           </w:rPr>
-          <w:instrText xml:space="preserve"> PAGEREF _Toc225635496 \h </w:instrText>
+          <w:instrText xml:space="preserve"> PAGEREF _Toc225682960 \h </w:instrText>
         </w:r>
         <w:r>
           <w:rPr>
@@ -10472,13 +11275,13 @@
           <w14:ligatures w14:val="standardContextual"/>
         </w:rPr>
       </w:pPr>
-      <w:hyperlink w:anchor="_Toc225635497" w:history="1">
+      <w:hyperlink w:anchor="_Toc225682961" w:history="1">
         <w:r>
           <w:rPr>
             <w:rStyle w:val="Hypertextovodkaz"/>
             <w:noProof/>
           </w:rPr>
-          <w:t>Obrázek 3: Definice scénáře ve formátu JSON</w:t>
+          <w:t>Obr. 2.3 Definice scénáře ve formátu JSON</w:t>
         </w:r>
         <w:r>
           <w:rPr>
@@ -10499,7 +11302,7 @@
             <w:noProof/>
             <w:webHidden/>
           </w:rPr>
-          <w:instrText xml:space="preserve"> PAGEREF _Toc225635497 \h </w:instrText>
+          <w:instrText xml:space="preserve"> PAGEREF _Toc225682961 \h </w:instrText>
         </w:r>
         <w:r>
           <w:rPr>
@@ -10546,13 +11349,13 @@
           <w14:ligatures w14:val="standardContextual"/>
         </w:rPr>
       </w:pPr>
-      <w:hyperlink w:anchor="_Toc225635498" w:history="1">
+      <w:hyperlink w:anchor="_Toc225682962" w:history="1">
         <w:r>
           <w:rPr>
             <w:rStyle w:val="Hypertextovodkaz"/>
             <w:noProof/>
           </w:rPr>
-          <w:t>Obrázek 4: Implementace načítání a validace externích dat pomocí bloku try-catch</w:t>
+          <w:t>Obr. 2.4 Implementace načítání a validace externích dat pomocí bloku try-catch</w:t>
         </w:r>
         <w:r>
           <w:rPr>
@@ -10573,7 +11376,7 @@
             <w:noProof/>
             <w:webHidden/>
           </w:rPr>
-          <w:instrText xml:space="preserve"> PAGEREF _Toc225635498 \h </w:instrText>
+          <w:instrText xml:space="preserve"> PAGEREF _Toc225682962 \h </w:instrText>
         </w:r>
         <w:r>
           <w:rPr>
@@ -10620,13 +11423,13 @@
           <w14:ligatures w14:val="standardContextual"/>
         </w:rPr>
       </w:pPr>
-      <w:hyperlink w:anchor="_Toc225635499" w:history="1">
+      <w:hyperlink w:anchor="_Toc225682963" w:history="1">
         <w:r>
           <w:rPr>
             <w:rStyle w:val="Hypertextovodkaz"/>
             <w:noProof/>
           </w:rPr>
-          <w:t>Obrázek 5: Ukázka řešení dopravního scénáře v procvičovacím režimu</w:t>
+          <w:t>Obr. 2.5 Ukázka řešení dopravního scénáře v procvičovacím režim</w:t>
         </w:r>
         <w:r>
           <w:rPr>
@@ -10647,7 +11450,7 @@
             <w:noProof/>
             <w:webHidden/>
           </w:rPr>
-          <w:instrText xml:space="preserve"> PAGEREF _Toc225635499 \h </w:instrText>
+          <w:instrText xml:space="preserve"> PAGEREF _Toc225682963 \h </w:instrText>
         </w:r>
         <w:r>
           <w:rPr>
@@ -10694,13 +11497,13 @@
           <w14:ligatures w14:val="standardContextual"/>
         </w:rPr>
       </w:pPr>
-      <w:hyperlink w:anchor="_Toc225635500" w:history="1">
+      <w:hyperlink w:anchor="_Toc225682964" w:history="1">
         <w:r>
           <w:rPr>
             <w:rStyle w:val="Hypertextovodkaz"/>
             <w:noProof/>
           </w:rPr>
-          <w:t>Obrázek 6: Zobrazení zpětné vazby po správném výběru vozidla</w:t>
+          <w:t>Obr. 2.6 Zobrazení zpětné vazby po správném výběru vozidla</w:t>
         </w:r>
         <w:r>
           <w:rPr>
@@ -10721,7 +11524,7 @@
             <w:noProof/>
             <w:webHidden/>
           </w:rPr>
-          <w:instrText xml:space="preserve"> PAGEREF _Toc225635500 \h </w:instrText>
+          <w:instrText xml:space="preserve"> PAGEREF _Toc225682964 \h </w:instrText>
         </w:r>
         <w:r>
           <w:rPr>
@@ -10757,7 +11560,6 @@
         <w:fldChar w:fldCharType="end"/>
       </w:r>
     </w:p>
-    <w:p/>
     <w:sectPr>
       <w:footerReference w:type="default" r:id="rId26"/>
       <w:pgSz w:w="11906" w:h="16838"/>
@@ -16789,7 +17591,7 @@
   <w:style w:type="paragraph" w:default="1" w:styleId="Normln">
     <w:name w:val="Normal"/>
     <w:qFormat/>
-    <w:rsid w:val="005129DC"/>
+    <w:rsid w:val="008C241D"/>
     <w:pPr>
       <w:spacing w:before="120" w:after="120" w:line="360" w:lineRule="auto"/>
       <w:jc w:val="both"/>
